--- a/downloads/student/ai-4-week-27.docx
+++ b/downloads/student/ai-4-week-27.docx
@@ -1715,6 +1715,16 @@
     <w:p>
       <w:r>
         <w:t>A gap can also reflect data shift or sampling noise. Inspect evidence before attributing every gap to capacity.</w:t>
+      </w:r>
+    </w:p>
+    <w:p>
+      <w:r>
+        <w:t>Read the labelled picture: Does100% training accuracy prove Large was always best? Point to the relevant step in the picture, then write the changed result and the rule or evidence that supports it.</w:t>
+      </w:r>
+    </w:p>
+    <w:p>
+      <w:r>
+        <w:t>Change one thing: Large’s validation accuracy rises to82% after a development revision. Predict the result before checking the explanation. What remains the same?</w:t>
       </w:r>
     </w:p>
     <w:p>
@@ -3548,6 +3558,187 @@
     <w:p>
       <w:r>
         <w:t>Attempt the independent case before hints. Record whether you worked alone, used a hint or followed a model. After feedback, fix the first unsupported step and explain why it changed. A later check uses a changed case, not a copied answer.</w:t>
+      </w:r>
+    </w:p>
+    <w:p>
+      <w:pPr>
+        <w:pStyle w:val="Heading1"/>
+      </w:pPr>
+      <w:r>
+        <w:t>15. Your lesson route</w:t>
+      </w:r>
+    </w:p>
+    <w:p>
+      <w:r>
+        <w:t>Start with this question: See overfitting as a gap requiring investigation, not a label based only on model size.</w:t>
+      </w:r>
+    </w:p>
+    <w:tbl>
+      <w:tblPr>
+        <w:tblStyle w:val="LightShading-Accent1"/>
+        <w:tblW w:type="auto" w:w="0"/>
+        <w:tblLook w:firstColumn="1" w:firstRow="1" w:lastColumn="0" w:lastRow="0" w:noHBand="0" w:noVBand="1" w:val="04A0"/>
+      </w:tblPr>
+      <w:tblGrid>
+        <w:gridCol w:w="5112"/>
+        <w:gridCol w:w="5112"/>
+      </w:tblGrid>
+      <w:tr>
+        <w:trPr>
+          <w:tblHeader/>
+        </w:trPr>
+        <w:tc>
+          <w:tcPr>
+            <w:tcW w:type="dxa" w:w="5112"/>
+          </w:tcPr>
+          <w:p>
+            <w:r>
+              <w:t>By the end, I can</w:t>
+            </w:r>
+          </w:p>
+        </w:tc>
+        <w:tc>
+          <w:tcPr>
+            <w:tcW w:type="dxa" w:w="5112"/>
+          </w:tcPr>
+          <w:p>
+            <w:r>
+              <w:t>How I will show it</w:t>
+            </w:r>
+          </w:p>
+        </w:tc>
+      </w:tr>
+      <w:tr>
+        <w:tc>
+          <w:tcPr>
+            <w:tcW w:type="dxa" w:w="5112"/>
+          </w:tcPr>
+          <w:p>
+            <w:r>
+              <w:t>Compare training and validation evidence for model capacity</w:t>
+            </w:r>
+          </w:p>
+        </w:tc>
+        <w:tc>
+          <w:tcPr>
+            <w:tcW w:type="dxa" w:w="5112"/>
+          </w:tcPr>
+          <w:p>
+            <w:r>
+              <w:t>Explain the deciding step, show a trace or test, and state one limit.</w:t>
+            </w:r>
+          </w:p>
+        </w:tc>
+      </w:tr>
+      <w:tr>
+        <w:tc>
+          <w:tcPr>
+            <w:tcW w:type="dxa" w:w="5112"/>
+          </w:tcPr>
+          <w:p>
+            <w:r>
+              <w:t>Explain overfitting without assuming every gap proves it</w:t>
+            </w:r>
+          </w:p>
+        </w:tc>
+        <w:tc>
+          <w:tcPr>
+            <w:tcW w:type="dxa" w:w="5112"/>
+          </w:tcPr>
+          <w:p>
+            <w:r>
+              <w:t>Explain the deciding step, show a trace or test, and state one limit.</w:t>
+            </w:r>
+          </w:p>
+        </w:tc>
+      </w:tr>
+      <w:tr>
+        <w:tc>
+          <w:tcPr>
+            <w:tcW w:type="dxa" w:w="5112"/>
+          </w:tcPr>
+          <w:p>
+            <w:r>
+              <w:t>Use a declared selection rule instead of perfect training fit</w:t>
+            </w:r>
+          </w:p>
+        </w:tc>
+        <w:tc>
+          <w:tcPr>
+            <w:tcW w:type="dxa" w:w="5112"/>
+          </w:tcPr>
+          <w:p>
+            <w:r>
+              <w:t>Explain the deciding step, show a trace or test, and state one limit.</w:t>
+            </w:r>
+          </w:p>
+        </w:tc>
+      </w:tr>
+    </w:tbl>
+    <w:p>
+      <w:r>
+        <w:t>Remember → watch and explain → try with help → investigate → try independently → keep project evidence. Your teacher may spread this lesson across several classes.</w:t>
+      </w:r>
+    </w:p>
+    <w:p>
+      <w:r>
+        <w:t>Keep your first prediction. Compare it with what the evidence shows and explain any change.</w:t>
+      </w:r>
+    </w:p>
+    <w:p>
+      <w:pPr>
+        <w:pStyle w:val="Heading1"/>
+      </w:pPr>
+      <w:r>
+        <w:t>16. Finish and return</w:t>
+      </w:r>
+    </w:p>
+    <w:p>
+      <w:r>
+        <w:t>Close your notes. Explain this goal in your own words: Compare training and validation evidence for model capacity</w:t>
+      </w:r>
+    </w:p>
+    <w:p>
+      <w:pPr>
+        <w:pStyle w:val="Heading3"/>
+      </w:pPr>
+      <w:r>
+        <w:t>My deciding step, evidence and one remaining question</w:t>
+      </w:r>
+    </w:p>
+    <w:p>
+      <w:r>
+        <w:t>________________________________________________________________</w:t>
+      </w:r>
+    </w:p>
+    <w:p>
+      <w:r>
+        <w:t>________________________________________________________________</w:t>
+      </w:r>
+    </w:p>
+    <w:p>
+      <w:r>
+        <w:t>________________________________________________________________</w:t>
+      </w:r>
+    </w:p>
+    <w:p>
+      <w:r>
+        <w:t>________________________________________________________________</w:t>
+      </w:r>
+    </w:p>
+    <w:p>
+      <w:r>
+        <w:t>________________________________________________________________</w:t>
+      </w:r>
+    </w:p>
+    <w:p>
+      <w:r>
+        <w:t>If you are unsure, return to the worked picture and explain one arrow. If you are ready, change an input or assumption and justify your prediction.</w:t>
+      </w:r>
+    </w:p>
+    <w:p>
+      <w:r>
+        <w:t>Save your workbook evidence. At the next review, try a different case before opening your old answer.</w:t>
       </w:r>
     </w:p>
     <w:sectPr>

--- a/downloads/student/ai-4-week-27.docx
+++ b/downloads/student/ai-4-week-27.docx
@@ -3739,6 +3739,202 @@
     <w:p>
       <w:r>
         <w:t>Save your workbook evidence. At the next review, try a different case before opening your old answer.</w:t>
+      </w:r>
+    </w:p>
+    <w:p>
+      <w:pPr>
+        <w:pStyle w:val="Heading1"/>
+      </w:pPr>
+      <w:r>
+        <w:t>17. Supported practice, repair and portfolio</w:t>
+      </w:r>
+    </w:p>
+    <w:p>
+      <w:r>
+        <w:t>Use this supported practice once, in the browser or on paper. Keep the reserved independent assessment for a separate first attempt before teacher feedback.</w:t>
+      </w:r>
+    </w:p>
+    <w:p>
+      <w:r>
+        <w:t>See overfitting as a gap requiring investigation, not a label based only on model size.</w:t>
+      </w:r>
+    </w:p>
+    <w:p>
+      <w:pPr>
+        <w:pStyle w:val="Heading3"/>
+      </w:pPr>
+      <w:r>
+        <w:t>Practice 1: explain the deciding evidence</w:t>
+      </w:r>
+    </w:p>
+    <w:p>
+      <w:r>
+        <w:t>Which labelled step matches this detail? Check capacity, training choices and data mismatch without tuning on final cases.</w:t>
+      </w:r>
+    </w:p>
+    <w:p>
+      <w:r>
+        <w:t>1. Select development candidate</w:t>
+      </w:r>
+    </w:p>
+    <w:p>
+      <w:r>
+        <w:t>2. Compute gaps</w:t>
+      </w:r>
+    </w:p>
+    <w:p>
+      <w:r>
+        <w:t>3. Investigate large model</w:t>
+      </w:r>
+    </w:p>
+    <w:p>
+      <w:pPr>
+        <w:pStyle w:val="Heading3"/>
+      </w:pPr>
+      <w:r>
+        <w:t>My selected conclusion, deciding fact and explanation</w:t>
+      </w:r>
+    </w:p>
+    <w:p>
+      <w:r>
+        <w:t>________________________________________________________________</w:t>
+      </w:r>
+    </w:p>
+    <w:p>
+      <w:r>
+        <w:t>________________________________________________________________</w:t>
+      </w:r>
+    </w:p>
+    <w:p>
+      <w:r>
+        <w:t>________________________________________________________________</w:t>
+      </w:r>
+    </w:p>
+    <w:p>
+      <w:r>
+        <w:t>________________________________________________________________</w:t>
+      </w:r>
+    </w:p>
+    <w:p>
+      <w:r>
+        <w:t>________________________________________________________________</w:t>
+      </w:r>
+    </w:p>
+    <w:p>
+      <w:r>
+        <w:t>Hint if needed: Read the steps in the pictorial case. Match the supplied detail to the stage that performs or records it.</w:t>
+      </w:r>
+    </w:p>
+    <w:p>
+      <w:r>
+        <w:t>After your attempt, compare with the supported explanation: Investigate large model Check capacity, training choices and data mismatch without tuning on final cases. Read the picture in order. Check capacity, training choices and data mismatch without tuning on final cases. The arrows show which recorded input or intermediate result each decision uses. Explain the deciding step aloud before checking the changed case; pointing to the final answer alone does not show how it follows.</w:t>
+      </w:r>
+    </w:p>
+    <w:p>
+      <w:pPr>
+        <w:pStyle w:val="Heading3"/>
+      </w:pPr>
+      <w:r>
+        <w:t>Practice 2: explain the deciding evidence</w:t>
+      </w:r>
+    </w:p>
+    <w:p>
+      <w:r>
+        <w:t>Changed-case practice: Large’s validation accuracy rises to82% after a development revision. Which conclusion is supported by the supplied facts?</w:t>
+      </w:r>
+    </w:p>
+    <w:p>
+      <w:r>
+        <w:t>1. We can decide the result without examining the changed input or the procedure.</w:t>
+      </w:r>
+    </w:p>
+    <w:p>
+      <w:r>
+        <w:t>2. This one example guarantees correct results for every future input.</w:t>
+      </w:r>
+    </w:p>
+    <w:p>
+      <w:r>
+        <w:t>3. Its gap is 18 percentage points; it now beats Small on this validation set.</w:t>
+      </w:r>
+    </w:p>
+    <w:p>
+      <w:pPr>
+        <w:pStyle w:val="Heading3"/>
+      </w:pPr>
+      <w:r>
+        <w:t>My selected conclusion, deciding fact and explanation</w:t>
+      </w:r>
+    </w:p>
+    <w:p>
+      <w:r>
+        <w:t>________________________________________________________________</w:t>
+      </w:r>
+    </w:p>
+    <w:p>
+      <w:r>
+        <w:t>________________________________________________________________</w:t>
+      </w:r>
+    </w:p>
+    <w:p>
+      <w:r>
+        <w:t>________________________________________________________________</w:t>
+      </w:r>
+    </w:p>
+    <w:p>
+      <w:r>
+        <w:t>________________________________________________________________</w:t>
+      </w:r>
+    </w:p>
+    <w:p>
+      <w:r>
+        <w:t>________________________________________________________________</w:t>
+      </w:r>
+    </w:p>
+    <w:p>
+      <w:r>
+        <w:t>Hint if needed: Use the changed condition and the deciding step in the pictorial trace. The answer must say what follows from those facts.</w:t>
+      </w:r>
+    </w:p>
+    <w:p>
+      <w:r>
+        <w:t>After your attempt, compare with the supported explanation: Its gap is 18 percentage points; it now beats Small on this validation set. Validation performance improved, but the training-validation gap is not a complete release rule.</w:t>
+      </w:r>
+    </w:p>
+    <w:p>
+      <w:pPr>
+        <w:pStyle w:val="Heading3"/>
+      </w:pPr>
+      <w:r>
+        <w:t>Repair a missing building block</w:t>
+      </w:r>
+    </w:p>
+    <w:p>
+      <w:r>
+        <w:t>Review Reproducible Experiments (ai-4/26). Goal: Record enough detail to reproduce a run. Short practice: What should accompany the mean 70%? Point to the relevant step in the picture, then write the changed result and the rule or evidence that supports it.. Return to this week and explain what you changed.</w:t>
+      </w:r>
+    </w:p>
+    <w:p>
+      <w:r>
+        <w:t>Review Train, Validation, Test (ai-4/24). Goal: Select a model using a declared validation rule. Short practice: Why does B’s zero training MAE not settle the original choice? Point to the relevant step in the picture, then write the changed result and the rule or evidence that supports it.. Return to this week and explain what you changed.</w:t>
+      </w:r>
+    </w:p>
+    <w:p>
+      <w:r>
+        <w:t>Review Absolute Error and MAE (ai-4/21). Goal: Calculate MAE MSE and RMSE. Short practice: Why is quoting MSE as4.67 cm misleading? Point to the relevant step in the picture, then write the changed result and the rule or evidence that supports it.. Return to this week and explain what you changed.</w:t>
+      </w:r>
+    </w:p>
+    <w:p>
+      <w:pPr>
+        <w:pStyle w:val="Heading3"/>
+      </w:pPr>
+      <w:r>
+        <w:t>Keep your completed work</w:t>
+      </w:r>
+    </w:p>
+    <w:p>
+      <w:r>
+        <w:t>Use Download completed work in the hosted lesson to export your answers, reflections, practice feedback and code-run evidence. Open the HTML copy to read or print it. Drafts stay in this browser when storage is available; clear drafts on a shared device.</w:t>
       </w:r>
     </w:p>
     <w:sectPr>

--- a/downloads/student/ai-4-week-27.docx
+++ b/downloads/student/ai-4-week-27.docx
@@ -42,6 +42,11 @@
       </w:r>
     </w:p>
     <w:p>
+      <w:r>
+        <w:t>Start with the target: Compare training and validation evidence for model capacity. Try the recall before opening notes.</w:t>
+      </w:r>
+    </w:p>
+    <w:p>
       <w:pPr>
         <w:pStyle w:val="Heading3"/>
       </w:pPr>
@@ -50,18 +55,96 @@
       </w:r>
     </w:p>
     <w:p>
-      <w:r>
-        <w:t>I can compare training and validation evidence for model capacity.</w:t>
-      </w:r>
-    </w:p>
-    <w:p>
-      <w:r>
-        <w:t>I can explain overfitting without assuming every gap proves it.</w:t>
-      </w:r>
-    </w:p>
-    <w:p>
-      <w:r>
-        <w:t>I can use a declared selection rule instead of perfect training fit.</w:t>
+      <w:pPr>
+        <w:spacing w:line="336" w:lineRule="auto" w:after="180"/>
+      </w:pPr>
+      <w:r>
+        <w:rPr>
+          <w:b w:val="0"/>
+        </w:rPr>
+        <w:t xml:space="preserve">I can compare </w:t>
+      </w:r>
+      <w:r>
+        <w:rPr>
+          <w:b/>
+        </w:rPr>
+        <w:t>training</w:t>
+      </w:r>
+      <w:r>
+        <w:rPr>
+          <w:b w:val="0"/>
+        </w:rPr>
+        <w:t xml:space="preserve"> and validation </w:t>
+      </w:r>
+      <w:r>
+        <w:rPr>
+          <w:b/>
+        </w:rPr>
+        <w:t>evidence</w:t>
+      </w:r>
+      <w:r>
+        <w:rPr>
+          <w:b w:val="0"/>
+        </w:rPr>
+        <w:t xml:space="preserve"> for model </w:t>
+      </w:r>
+      <w:r>
+        <w:rPr>
+          <w:b/>
+        </w:rPr>
+        <w:t>capacity</w:t>
+      </w:r>
+      <w:r>
+        <w:rPr>
+          <w:b w:val="0"/>
+        </w:rPr>
+        <w:t>.</w:t>
+      </w:r>
+    </w:p>
+    <w:p>
+      <w:pPr>
+        <w:spacing w:line="336" w:lineRule="auto" w:after="180"/>
+      </w:pPr>
+      <w:r>
+        <w:rPr>
+          <w:b w:val="0"/>
+        </w:rPr>
+        <w:t xml:space="preserve">I can explain </w:t>
+      </w:r>
+      <w:r>
+        <w:rPr>
+          <w:b/>
+        </w:rPr>
+        <w:t>overfitting</w:t>
+      </w:r>
+      <w:r>
+        <w:rPr>
+          <w:b w:val="0"/>
+        </w:rPr>
+        <w:t xml:space="preserve"> without assuming every gap proves it.</w:t>
+      </w:r>
+    </w:p>
+    <w:p>
+      <w:pPr>
+        <w:spacing w:line="336" w:lineRule="auto" w:after="180"/>
+      </w:pPr>
+      <w:r>
+        <w:rPr>
+          <w:b w:val="0"/>
+        </w:rPr>
+        <w:t xml:space="preserve">I can use a declared selection rule instead of perfect </w:t>
+      </w:r>
+      <w:r>
+        <w:rPr>
+          <w:b/>
+        </w:rPr>
+        <w:t>training</w:t>
+      </w:r>
+      <w:r>
+        <w:rPr>
+          <w:b w:val="0"/>
+        </w:rPr>
+        <w:t xml:space="preserve"> fit.</w:t>
       </w:r>
     </w:p>
     <w:p>
@@ -73,33 +156,105 @@
       </w:r>
     </w:p>
     <w:p>
-      <w:r>
+      <w:pPr>
+        <w:spacing w:line="336" w:lineRule="auto" w:after="180"/>
+      </w:pPr>
+      <w:r>
+        <w:rPr>
+          <w:b w:val="0"/>
+        </w:rPr>
         <w:t>Close your notes first. A rough first answer helps us choose the right starting point; it is not a score for your ability.</w:t>
       </w:r>
     </w:p>
     <w:p>
-      <w:r>
+      <w:pPr>
+        <w:spacing w:line="336" w:lineRule="auto" w:after="180"/>
+      </w:pPr>
+      <w:r>
+        <w:rPr>
+          <w:b w:val="0"/>
+        </w:rPr>
         <w:t>Without opening the old lesson, explain one key idea from Reproducible Experiments. Give an example and a mistake that the idea helps you avoid.</w:t>
       </w:r>
     </w:p>
     <w:p>
-      <w:r>
+      <w:pPr>
+        <w:spacing w:line="336" w:lineRule="auto" w:after="180"/>
+      </w:pPr>
+      <w:r>
+        <w:rPr>
+          <w:b w:val="0"/>
+        </w:rPr>
         <w:t>Without opening the old lesson, explain one key idea from Train, Validation, Test. Give an example and a mistake that the idea helps you avoid.</w:t>
       </w:r>
     </w:p>
     <w:p>
-      <w:r>
+      <w:pPr>
+        <w:spacing w:line="336" w:lineRule="auto" w:after="180"/>
+      </w:pPr>
+      <w:r>
+        <w:rPr>
+          <w:b w:val="0"/>
+        </w:rPr>
         <w:t>Without opening the old lesson, explain one key idea from Absolute Error and MAE. Give an example and a mistake that the idea helps you avoid.</w:t>
       </w:r>
     </w:p>
     <w:p>
-      <w:r>
-        <w:t>After trying, check the relevant lesson or ask your teacher. Change the part of your explanation that the evidence shows was wrong.</w:t>
-      </w:r>
-    </w:p>
-    <w:p>
-      <w:r>
-        <w:t>An overfit model captures training-specific noise, producing a large gap between training and unseen performance.</w:t>
+      <w:pPr>
+        <w:spacing w:line="336" w:lineRule="auto" w:after="180"/>
+      </w:pPr>
+      <w:r>
+        <w:rPr>
+          <w:b w:val="0"/>
+        </w:rPr>
+        <w:t xml:space="preserve">After trying, check the relevant lesson or ask your teacher. Change the part of your explanation that the </w:t>
+      </w:r>
+      <w:r>
+        <w:rPr>
+          <w:b/>
+        </w:rPr>
+        <w:t>evidence</w:t>
+      </w:r>
+      <w:r>
+        <w:rPr>
+          <w:b w:val="0"/>
+        </w:rPr>
+        <w:t xml:space="preserve"> shows was wrong.</w:t>
+      </w:r>
+    </w:p>
+    <w:p>
+      <w:pPr>
+        <w:spacing w:line="336" w:lineRule="auto" w:after="180"/>
+      </w:pPr>
+      <w:r>
+        <w:rPr>
+          <w:b w:val="0"/>
+        </w:rPr>
+        <w:t xml:space="preserve">An overfit model captures </w:t>
+      </w:r>
+      <w:r>
+        <w:rPr>
+          <w:b/>
+        </w:rPr>
+        <w:t>training</w:t>
+      </w:r>
+      <w:r>
+        <w:rPr>
+          <w:b w:val="0"/>
+        </w:rPr>
+        <w:t xml:space="preserve">-specific noise, producing a large gap between </w:t>
+      </w:r>
+      <w:r>
+        <w:rPr>
+          <w:b/>
+        </w:rPr>
+        <w:t>training</w:t>
+      </w:r>
+      <w:r>
+        <w:rPr>
+          <w:b w:val="0"/>
+        </w:rPr>
+        <w:t xml:space="preserve"> and unseen performance.</w:t>
       </w:r>
     </w:p>
     <w:p>
@@ -139,12 +294,57 @@
       </w:r>
     </w:p>
     <w:p>
-      <w:r>
-        <w:t>LEARNING TARGET  A has training 98%, validation 58%; B has training 86%, validation 81%. Compute gaps and select a candidate with a qualification.</w:t>
-      </w:r>
-    </w:p>
-    <w:p>
-      <w:r>
+      <w:pPr>
+        <w:pStyle w:val="Heading3"/>
+      </w:pPr>
+      <w:r>
+        <w:t>Your target</w:t>
+      </w:r>
+    </w:p>
+    <w:p>
+      <w:pPr>
+        <w:spacing w:line="336" w:lineRule="auto" w:after="180"/>
+        <w:shd w:fill="EDF7F3"/>
+      </w:pPr>
+      <w:r>
+        <w:rPr>
+          <w:b w:val="0"/>
+        </w:rPr>
+        <w:t xml:space="preserve">LEARNING TARGET  A has </w:t>
+      </w:r>
+      <w:r>
+        <w:rPr>
+          <w:b/>
+        </w:rPr>
+        <w:t>training</w:t>
+      </w:r>
+      <w:r>
+        <w:rPr>
+          <w:b w:val="0"/>
+        </w:rPr>
+        <w:t xml:space="preserve"> 98%, validation 58%; B has </w:t>
+      </w:r>
+      <w:r>
+        <w:rPr>
+          <w:b/>
+        </w:rPr>
+        <w:t>training</w:t>
+      </w:r>
+      <w:r>
+        <w:rPr>
+          <w:b w:val="0"/>
+        </w:rPr>
+        <w:t xml:space="preserve"> 86%, validation 81%. Compute gaps and select a candidate with a qualification.</w:t>
+      </w:r>
+    </w:p>
+    <w:p>
+      <w:pPr>
+        <w:spacing w:line="336" w:lineRule="auto" w:after="180"/>
+      </w:pPr>
+      <w:r>
+        <w:rPr>
+          <w:b w:val="0"/>
+        </w:rPr>
         <w:t>Builder name and experiment date:</w:t>
       </w:r>
     </w:p>
@@ -157,8 +357,27 @@
       </w:r>
     </w:p>
     <w:p>
-      <w:r>
-        <w:t>Can a zero training error guarantee good validation performance?</w:t>
+      <w:pPr>
+        <w:spacing w:line="336" w:lineRule="auto" w:after="180"/>
+        <w:shd w:fill="F5F1FB"/>
+      </w:pPr>
+      <w:r>
+        <w:rPr>
+          <w:b w:val="0"/>
+        </w:rPr>
+        <w:t xml:space="preserve">Can a zero </w:t>
+      </w:r>
+      <w:r>
+        <w:rPr>
+          <w:b/>
+        </w:rPr>
+        <w:t>training</w:t>
+      </w:r>
+      <w:r>
+        <w:rPr>
+          <w:b w:val="0"/>
+        </w:rPr>
+        <w:t xml:space="preserve"> error guarantee good validation performance?</w:t>
       </w:r>
     </w:p>
     <w:p>
@@ -170,8 +389,26 @@
       </w:r>
     </w:p>
     <w:p>
-      <w:r>
-        <w:t>By the end, I can explain overfitting using a traced example and a stated limitation.</w:t>
+      <w:pPr>
+        <w:spacing w:line="336" w:lineRule="auto" w:after="180"/>
+      </w:pPr>
+      <w:r>
+        <w:rPr>
+          <w:b w:val="0"/>
+        </w:rPr>
+        <w:t xml:space="preserve">By the end, I can explain </w:t>
+      </w:r>
+      <w:r>
+        <w:rPr>
+          <w:b/>
+        </w:rPr>
+        <w:t>overfitting</w:t>
+      </w:r>
+      <w:r>
+        <w:rPr>
+          <w:b w:val="0"/>
+        </w:rPr>
+        <w:t xml:space="preserve"> using a traced example and a stated limitation.</w:t>
       </w:r>
     </w:p>
     <w:p>
@@ -184,6 +421,17 @@
     </w:p>
     <w:p>
       <w:r>
+        <w:t>Investigate the supplied Overfitting case. Separate observations, given facts and assumptions before choosing an explanation.</w:t>
+      </w:r>
+    </w:p>
+    <w:p>
+      <w:pPr>
+        <w:spacing w:line="336" w:lineRule="auto" w:after="180"/>
+      </w:pPr>
+      <w:r>
+        <w:rPr>
+          <w:b/>
+        </w:rPr>
         <w:t>PICTURE ENTRY</w:t>
       </w:r>
     </w:p>
@@ -196,8 +444,26 @@
       </w:r>
     </w:p>
     <w:p>
-      <w:r>
-        <w:t>Begin with visible evidence; do not explain more than the picture and information support.</w:t>
+      <w:pPr>
+        <w:spacing w:line="336" w:lineRule="auto" w:after="180"/>
+      </w:pPr>
+      <w:r>
+        <w:rPr>
+          <w:b w:val="0"/>
+        </w:rPr>
+        <w:t xml:space="preserve">Begin with visible </w:t>
+      </w:r>
+      <w:r>
+        <w:rPr>
+          <w:b/>
+        </w:rPr>
+        <w:t>evidence</w:t>
+      </w:r>
+      <w:r>
+        <w:rPr>
+          <w:b w:val="0"/>
+        </w:rPr>
+        <w:t>; do not explain more than the picture and information support.</w:t>
       </w:r>
     </w:p>
     <w:p>
@@ -237,33 +503,150 @@
       </w:r>
     </w:p>
     <w:p>
-      <w:r>
-        <w:t>MYSTERY  The team must use overfitting to solve a model-building problem. What information do they have? What important evidence is still missing?</w:t>
-      </w:r>
-    </w:p>
-    <w:p>
-      <w:r>
+      <w:pPr>
+        <w:pStyle w:val="Heading3"/>
+      </w:pPr>
+      <w:r>
+        <w:t>Start with this puzzle</w:t>
+      </w:r>
+    </w:p>
+    <w:p>
+      <w:pPr>
+        <w:spacing w:line="336" w:lineRule="auto" w:after="180"/>
+        <w:shd w:fill="F1F6FC"/>
+      </w:pPr>
+      <w:r>
+        <w:rPr>
+          <w:b w:val="0"/>
+        </w:rPr>
+        <w:t xml:space="preserve">MYSTERY  The team must use </w:t>
+      </w:r>
+      <w:r>
+        <w:rPr>
+          <w:b/>
+        </w:rPr>
+        <w:t>overfitting</w:t>
+      </w:r>
+      <w:r>
+        <w:rPr>
+          <w:b w:val="0"/>
+        </w:rPr>
+        <w:t xml:space="preserve"> to solve a model-building problem. What information do they have? What important </w:t>
+      </w:r>
+      <w:r>
+        <w:rPr>
+          <w:b/>
+        </w:rPr>
+        <w:t>evidence</w:t>
+      </w:r>
+      <w:r>
+        <w:rPr>
+          <w:b w:val="0"/>
+        </w:rPr>
+        <w:t xml:space="preserve"> is still missing?</w:t>
+      </w:r>
+    </w:p>
+    <w:p>
+      <w:pPr>
+        <w:spacing w:line="336" w:lineRule="auto" w:after="180"/>
+      </w:pPr>
+      <w:r>
+        <w:rPr>
+          <w:b w:val="0"/>
+        </w:rPr>
         <w:t>Name three visible details without interpreting them.</w:t>
       </w:r>
     </w:p>
     <w:p>
-      <w:r>
+      <w:pPr>
+        <w:spacing w:line="336" w:lineRule="auto" w:after="180"/>
+      </w:pPr>
+      <w:r>
+        <w:rPr>
+          <w:b w:val="0"/>
+        </w:rPr>
         <w:t>Predict the data, model, or evaluation decision being made.</w:t>
       </w:r>
     </w:p>
     <w:p>
-      <w:r>
+      <w:pPr>
+        <w:spacing w:line="336" w:lineRule="auto" w:after="180"/>
+      </w:pPr>
+      <w:r>
+        <w:rPr>
+          <w:b w:val="0"/>
+        </w:rPr>
         <w:t>Identify one hidden assumption that could change the result.</w:t>
       </w:r>
     </w:p>
     <w:p>
-      <w:r>
-        <w:t>State what evidence would confirm or reject your prediction.</w:t>
-      </w:r>
-    </w:p>
-    <w:p>
-      <w:r>
-        <w:t>My prediction and supporting evidence:</w:t>
+      <w:pPr>
+        <w:spacing w:line="336" w:lineRule="auto" w:after="180"/>
+      </w:pPr>
+      <w:r>
+        <w:rPr>
+          <w:b w:val="0"/>
+        </w:rPr>
+        <w:t xml:space="preserve">State what </w:t>
+      </w:r>
+      <w:r>
+        <w:rPr>
+          <w:b/>
+        </w:rPr>
+        <w:t>evidence</w:t>
+      </w:r>
+      <w:r>
+        <w:rPr>
+          <w:b w:val="0"/>
+        </w:rPr>
+        <w:t xml:space="preserve"> would confirm or reject your </w:t>
+      </w:r>
+      <w:r>
+        <w:rPr>
+          <w:b/>
+        </w:rPr>
+        <w:t>prediction</w:t>
+      </w:r>
+      <w:r>
+        <w:rPr>
+          <w:b w:val="0"/>
+        </w:rPr>
+        <w:t>.</w:t>
+      </w:r>
+    </w:p>
+    <w:p>
+      <w:pPr>
+        <w:spacing w:line="336" w:lineRule="auto" w:after="180"/>
+      </w:pPr>
+      <w:r>
+        <w:rPr>
+          <w:b w:val="0"/>
+        </w:rPr>
+        <w:t xml:space="preserve">My </w:t>
+      </w:r>
+      <w:r>
+        <w:rPr>
+          <w:b/>
+        </w:rPr>
+        <w:t>prediction</w:t>
+      </w:r>
+      <w:r>
+        <w:rPr>
+          <w:b w:val="0"/>
+        </w:rPr>
+        <w:t xml:space="preserve"> and supporting </w:t>
+      </w:r>
+      <w:r>
+        <w:rPr>
+          <w:b/>
+        </w:rPr>
+        <w:t>evidence</w:t>
+      </w:r>
+      <w:r>
+        <w:rPr>
+          <w:b w:val="0"/>
+        </w:rPr>
+        <w:t>:</w:t>
       </w:r>
     </w:p>
     <w:p>
@@ -275,13 +658,131 @@
       </w:r>
     </w:p>
     <w:p>
-      <w:r>
-        <w:t>A more flexible model can represent complicated relationships and accidental details. Capacity can help when there is enough relevant evidence, but perfect training performance is not the goal. Compare training and validation using the same metric while checking leakage and representativeness.</w:t>
-      </w:r>
-    </w:p>
-    <w:p>
-      <w:r>
-        <w:t>Use fictional classroom data throughout this investigation. Keep the task, units, reference labels and data split visible as you reason. Earlier weeks supplied the model-building process; this week examines overfitting and model capacity.</w:t>
+      <w:pPr>
+        <w:spacing w:line="336" w:lineRule="auto" w:after="180"/>
+      </w:pPr>
+      <w:r>
+        <w:rPr>
+          <w:b w:val="0"/>
+        </w:rPr>
+        <w:t xml:space="preserve">A more flexible model can represent complicated relationships and accidental details. </w:t>
+      </w:r>
+      <w:r>
+        <w:rPr>
+          <w:b/>
+        </w:rPr>
+        <w:t>Capacity</w:t>
+      </w:r>
+      <w:r>
+        <w:rPr>
+          <w:b w:val="0"/>
+        </w:rPr>
+        <w:t xml:space="preserve"> can help when there is enough relevant </w:t>
+      </w:r>
+      <w:r>
+        <w:rPr>
+          <w:b/>
+        </w:rPr>
+        <w:t>evidence</w:t>
+      </w:r>
+      <w:r>
+        <w:rPr>
+          <w:b w:val="0"/>
+        </w:rPr>
+        <w:t xml:space="preserve">, but perfect </w:t>
+      </w:r>
+      <w:r>
+        <w:rPr>
+          <w:b/>
+        </w:rPr>
+        <w:t>training</w:t>
+      </w:r>
+      <w:r>
+        <w:rPr>
+          <w:b w:val="0"/>
+        </w:rPr>
+        <w:t xml:space="preserve"> performance is not the goal.</w:t>
+      </w:r>
+    </w:p>
+    <w:p>
+      <w:pPr>
+        <w:spacing w:line="336" w:lineRule="auto" w:after="180"/>
+      </w:pPr>
+      <w:r>
+        <w:rPr>
+          <w:b w:val="0"/>
+        </w:rPr>
+        <w:t xml:space="preserve">Compare </w:t>
+      </w:r>
+      <w:r>
+        <w:rPr>
+          <w:b/>
+        </w:rPr>
+        <w:t>training</w:t>
+      </w:r>
+      <w:r>
+        <w:rPr>
+          <w:b w:val="0"/>
+        </w:rPr>
+        <w:t xml:space="preserve"> and validation using the same metric while checking leakage and representativeness.</w:t>
+      </w:r>
+    </w:p>
+    <w:p>
+      <w:pPr>
+        <w:spacing w:line="336" w:lineRule="auto" w:after="180"/>
+      </w:pPr>
+      <w:r>
+        <w:rPr>
+          <w:b w:val="0"/>
+        </w:rPr>
+        <w:t>Use fictional classroom data throughout this investigation. Keep the task, units, reference labels and data split visible as you reason.</w:t>
+      </w:r>
+    </w:p>
+    <w:p>
+      <w:pPr>
+        <w:spacing w:line="336" w:lineRule="auto" w:after="180"/>
+      </w:pPr>
+      <w:r>
+        <w:rPr>
+          <w:b w:val="0"/>
+        </w:rPr>
+        <w:t xml:space="preserve">Earlier weeks supplied the model-building </w:t>
+      </w:r>
+      <w:r>
+        <w:rPr>
+          <w:b/>
+        </w:rPr>
+        <w:t>process</w:t>
+      </w:r>
+      <w:r>
+        <w:rPr>
+          <w:b w:val="0"/>
+        </w:rPr>
+        <w:t xml:space="preserve">; this week examines </w:t>
+      </w:r>
+      <w:r>
+        <w:rPr>
+          <w:b/>
+        </w:rPr>
+        <w:t>overfitting</w:t>
+      </w:r>
+      <w:r>
+        <w:rPr>
+          <w:b w:val="0"/>
+        </w:rPr>
+        <w:t xml:space="preserve"> and model </w:t>
+      </w:r>
+      <w:r>
+        <w:rPr>
+          <w:b/>
+        </w:rPr>
+        <w:t>capacity</w:t>
+      </w:r>
+      <w:r>
+        <w:rPr>
+          <w:b w:val="0"/>
+        </w:rPr>
+        <w:t>.</w:t>
       </w:r>
     </w:p>
     <w:p>
@@ -294,7 +795,24 @@
     </w:p>
     <w:p>
       <w:r>
-        <w:t>ML MECHANISM</w:t>
+        <w:t>Follow the mechanism for Overfitting. Connect each labelled input, deciding step and result.</w:t>
+      </w:r>
+    </w:p>
+    <w:p>
+      <w:pPr>
+        <w:spacing w:line="336" w:lineRule="auto" w:after="180"/>
+      </w:pPr>
+      <w:r>
+        <w:rPr>
+          <w:b/>
+        </w:rPr>
+        <w:t xml:space="preserve">ML </w:t>
+      </w:r>
+      <w:r>
+        <w:rPr>
+          <w:b/>
+        </w:rPr>
+        <w:t>MECHANISM</w:t>
       </w:r>
     </w:p>
     <w:p>
@@ -306,7 +824,13 @@
       </w:r>
     </w:p>
     <w:p>
-      <w:r>
+      <w:pPr>
+        <w:spacing w:line="336" w:lineRule="auto" w:after="180"/>
+      </w:pPr>
+      <w:r>
+        <w:rPr>
+          <w:b w:val="0"/>
+        </w:rPr>
         <w:t>Trace the information, fitted behavior, and evaluation proof separately.</w:t>
       </w:r>
     </w:p>
@@ -419,28 +943,124 @@
       </w:r>
     </w:p>
     <w:p>
-      <w:r>
-        <w:t>QUESTION  Compare simple and complex models using train and validation evidence.</w:t>
-      </w:r>
-    </w:p>
-    <w:p>
-      <w:r>
-        <w:t>MODEL IDEA  An overfit model captures training-specific noise, producing a large gap between training and unseen performance.</w:t>
-      </w:r>
-    </w:p>
-    <w:p>
-      <w:r>
+      <w:pPr>
+        <w:pStyle w:val="Heading3"/>
+      </w:pPr>
+      <w:r>
+        <w:t>Question to explain</w:t>
+      </w:r>
+    </w:p>
+    <w:p>
+      <w:pPr>
+        <w:spacing w:line="336" w:lineRule="auto" w:after="180"/>
+        <w:shd w:fill="F5F1FB"/>
+      </w:pPr>
+      <w:r>
+        <w:rPr>
+          <w:b w:val="0"/>
+        </w:rPr>
+        <w:t xml:space="preserve">QUESTION  Compare simple and complex models using train and validation </w:t>
+      </w:r>
+      <w:r>
+        <w:rPr>
+          <w:b/>
+        </w:rPr>
+        <w:t>evidence</w:t>
+      </w:r>
+      <w:r>
+        <w:rPr>
+          <w:b w:val="0"/>
+        </w:rPr>
+        <w:t>.</w:t>
+      </w:r>
+    </w:p>
+    <w:p>
+      <w:pPr>
+        <w:spacing w:line="336" w:lineRule="auto" w:after="180"/>
+      </w:pPr>
+      <w:r>
+        <w:rPr>
+          <w:b w:val="0"/>
+        </w:rPr>
+        <w:t xml:space="preserve">MODEL IDEA  An overfit model captures </w:t>
+      </w:r>
+      <w:r>
+        <w:rPr>
+          <w:b/>
+        </w:rPr>
+        <w:t>training</w:t>
+      </w:r>
+      <w:r>
+        <w:rPr>
+          <w:b w:val="0"/>
+        </w:rPr>
+        <w:t xml:space="preserve">-specific noise, producing a large gap between </w:t>
+      </w:r>
+      <w:r>
+        <w:rPr>
+          <w:b/>
+        </w:rPr>
+        <w:t>training</w:t>
+      </w:r>
+      <w:r>
+        <w:rPr>
+          <w:b w:val="0"/>
+        </w:rPr>
+        <w:t xml:space="preserve"> and unseen performance.</w:t>
+      </w:r>
+    </w:p>
+    <w:p>
+      <w:pPr>
+        <w:spacing w:line="336" w:lineRule="auto" w:after="180"/>
+      </w:pPr>
+      <w:r>
+        <w:rPr>
+          <w:b w:val="0"/>
+        </w:rPr>
         <w:t>PROOF NEEDED  Use an unseen case, visible calculation, error analysis, and a stated limitation.</w:t>
       </w:r>
     </w:p>
     <w:p>
-      <w:r>
+      <w:pPr>
+        <w:pStyle w:val="Heading3"/>
+      </w:pPr>
+      <w:r>
+        <w:t>How the mechanism works</w:t>
+      </w:r>
+    </w:p>
+    <w:p>
+      <w:pPr>
+        <w:spacing w:line="336" w:lineRule="auto" w:after="180"/>
+        <w:shd w:fill="F1F6F8"/>
+      </w:pPr>
+      <w:r>
+        <w:rPr>
+          <w:b w:val="0"/>
+        </w:rPr>
         <w:t>UNDER THE HOOD  Simple tree: train 82%, validation 78%; gap 4 points. Deep tree: train 100%, validation 65%; gap 35 points.</w:t>
       </w:r>
     </w:p>
     <w:p>
-      <w:r>
-        <w:t>Draw a fresh data → model → prediction → evaluation trace:</w:t>
+      <w:pPr>
+        <w:spacing w:line="336" w:lineRule="auto" w:after="180"/>
+      </w:pPr>
+      <w:r>
+        <w:rPr>
+          <w:b w:val="0"/>
+        </w:rPr>
+        <w:t xml:space="preserve">Draw a fresh data → model → </w:t>
+      </w:r>
+      <w:r>
+        <w:rPr>
+          <w:b/>
+        </w:rPr>
+        <w:t>prediction</w:t>
+      </w:r>
+      <w:r>
+        <w:rPr>
+          <w:b w:val="0"/>
+        </w:rPr>
+        <w:t xml:space="preserve"> → evaluation trace:</w:t>
       </w:r>
     </w:p>
     <w:p>
@@ -452,13 +1072,107 @@
       </w:r>
     </w:p>
     <w:p>
-      <w:r>
-        <w:t>On the same regression split, a constant has training MAE 5 and validation 6, a line has training 2 and validation 3, and a highly flexible curve has training 0 and validation 8. Under smallest validation MAE, choose the line. The curve has the lowest training loss but the worst validation result.</w:t>
-      </w:r>
-    </w:p>
-    <w:p>
-      <w:r>
-        <w:t>Before continuing, underline the decision rule and circle the evidence that supports the conclusion. Explain the example to a partner without replacing the counts or conditions with a stronger claim. Keep the distinction between an observed result and a proposed next step.</w:t>
+      <w:pPr>
+        <w:spacing w:line="336" w:lineRule="auto" w:after="180"/>
+      </w:pPr>
+      <w:r>
+        <w:rPr>
+          <w:b w:val="0"/>
+        </w:rPr>
+        <w:t xml:space="preserve">On the same regression split, a constant has </w:t>
+      </w:r>
+      <w:r>
+        <w:rPr>
+          <w:b/>
+        </w:rPr>
+        <w:t>training</w:t>
+      </w:r>
+      <w:r>
+        <w:rPr>
+          <w:b w:val="0"/>
+        </w:rPr>
+        <w:t xml:space="preserve"> MAE 5 and validation 6, a line has </w:t>
+      </w:r>
+      <w:r>
+        <w:rPr>
+          <w:b/>
+        </w:rPr>
+        <w:t>training</w:t>
+      </w:r>
+      <w:r>
+        <w:rPr>
+          <w:b w:val="0"/>
+        </w:rPr>
+        <w:t xml:space="preserve"> 2 and validation 3, and a highly flexible curve has </w:t>
+      </w:r>
+      <w:r>
+        <w:rPr>
+          <w:b/>
+        </w:rPr>
+        <w:t>training</w:t>
+      </w:r>
+      <w:r>
+        <w:rPr>
+          <w:b w:val="0"/>
+        </w:rPr>
+        <w:t xml:space="preserve"> 0 and validation 8. Under smallest validation MAE, choose the line.</w:t>
+      </w:r>
+    </w:p>
+    <w:p>
+      <w:pPr>
+        <w:spacing w:line="336" w:lineRule="auto" w:after="180"/>
+      </w:pPr>
+      <w:r>
+        <w:rPr>
+          <w:b w:val="0"/>
+        </w:rPr>
+        <w:t xml:space="preserve">The curve has the lowest </w:t>
+      </w:r>
+      <w:r>
+        <w:rPr>
+          <w:b/>
+        </w:rPr>
+        <w:t>training</w:t>
+      </w:r>
+      <w:r>
+        <w:rPr>
+          <w:b w:val="0"/>
+        </w:rPr>
+        <w:t xml:space="preserve"> loss but the worst validation result.</w:t>
+      </w:r>
+    </w:p>
+    <w:p>
+      <w:pPr>
+        <w:spacing w:line="336" w:lineRule="auto" w:after="180"/>
+      </w:pPr>
+      <w:r>
+        <w:rPr>
+          <w:b w:val="0"/>
+        </w:rPr>
+        <w:t xml:space="preserve">Before continuing, underline the decision rule and circle the </w:t>
+      </w:r>
+      <w:r>
+        <w:rPr>
+          <w:b/>
+        </w:rPr>
+        <w:t>evidence</w:t>
+      </w:r>
+      <w:r>
+        <w:rPr>
+          <w:b w:val="0"/>
+        </w:rPr>
+        <w:t xml:space="preserve"> that supports the conclusion. Explain the example to a partner without replacing the counts or conditions with a stronger claim.</w:t>
+      </w:r>
+    </w:p>
+    <w:p>
+      <w:pPr>
+        <w:spacing w:line="336" w:lineRule="auto" w:after="180"/>
+      </w:pPr>
+      <w:r>
+        <w:rPr>
+          <w:b w:val="0"/>
+        </w:rPr>
+        <w:t>Keep the distinction between an observed result and a proposed next step.</w:t>
       </w:r>
     </w:p>
     <w:p>
@@ -470,8 +1184,26 @@
       </w:r>
     </w:p>
     <w:p>
-      <w:r>
-        <w:t>Point to the input, the deciding step and the result in this week’s visual. Explain the same step in ordinary words. A picture helps when you can say what each part represents.</w:t>
+      <w:pPr>
+        <w:spacing w:line="336" w:lineRule="auto" w:after="180"/>
+      </w:pPr>
+      <w:r>
+        <w:rPr>
+          <w:b w:val="0"/>
+        </w:rPr>
+        <w:t xml:space="preserve">Point to the </w:t>
+      </w:r>
+      <w:r>
+        <w:rPr>
+          <w:b/>
+        </w:rPr>
+        <w:t>input</w:t>
+      </w:r>
+      <w:r>
+        <w:rPr>
+          <w:b w:val="0"/>
+        </w:rPr>
+        <w:t>, the deciding step and the result in this week’s visual. Explain the same step in ordinary words. A picture helps when you can say what each part represents.</w:t>
       </w:r>
     </w:p>
     <w:p>
@@ -484,6 +1216,17 @@
     </w:p>
     <w:p>
       <w:r>
+        <w:t>Compare the supplied cases for Overfitting. Identify the detail that changes the conclusion.</w:t>
+      </w:r>
+    </w:p>
+    <w:p>
+      <w:pPr>
+        <w:spacing w:line="336" w:lineRule="auto" w:after="180"/>
+      </w:pPr>
+      <w:r>
+        <w:rPr>
+          <w:b/>
+        </w:rPr>
         <w:t>EVALUATION DESIGN</w:t>
       </w:r>
     </w:p>
@@ -496,7 +1239,13 @@
       </w:r>
     </w:p>
     <w:p>
-      <w:r>
+      <w:pPr>
+        <w:spacing w:line="336" w:lineRule="auto" w:after="180"/>
+      </w:pPr>
+      <w:r>
+        <w:rPr>
+          <w:b w:val="0"/>
+        </w:rPr>
         <w:t>A system is not understood until it survives more than one comfortable example.</w:t>
       </w:r>
     </w:p>
@@ -645,32 +1394,103 @@
       </w:r>
     </w:p>
     <w:p>
-      <w:r>
+      <w:pPr>
+        <w:spacing w:line="336" w:lineRule="auto" w:after="180"/>
+      </w:pPr>
+      <w:r>
+        <w:rPr>
+          <w:b w:val="0"/>
+        </w:rPr>
         <w:t>NORMAL  Expected data and expected behavior.</w:t>
       </w:r>
     </w:p>
     <w:p>
-      <w:r>
-        <w:t>BOUNDARY  Value close to a threshold, ambiguous label, or uncertain prediction.</w:t>
-      </w:r>
-    </w:p>
-    <w:p>
-      <w:r>
+      <w:pPr>
+        <w:pStyle w:val="Heading3"/>
+      </w:pPr>
+      <w:r>
+        <w:t>Keep this boundary clear</w:t>
+      </w:r>
+    </w:p>
+    <w:p>
+      <w:pPr>
+        <w:spacing w:line="336" w:lineRule="auto" w:after="180"/>
+        <w:shd w:fill="FFF5E6"/>
+      </w:pPr>
+      <w:r>
+        <w:rPr>
+          <w:b w:val="0"/>
+        </w:rPr>
+        <w:t xml:space="preserve">BOUNDARY  Value close to a threshold, ambiguous label, or uncertain </w:t>
+      </w:r>
+      <w:r>
+        <w:rPr>
+          <w:b/>
+        </w:rPr>
+        <w:t>prediction</w:t>
+      </w:r>
+      <w:r>
+        <w:rPr>
+          <w:b w:val="0"/>
+        </w:rPr>
+        <w:t>.</w:t>
+      </w:r>
+    </w:p>
+    <w:p>
+      <w:pPr>
+        <w:spacing w:line="336" w:lineRule="auto" w:after="180"/>
+      </w:pPr>
+      <w:r>
+        <w:rPr>
+          <w:b w:val="0"/>
+        </w:rPr>
         <w:t>MISSING  Necessary field, label, source, or measurement is unavailable.</w:t>
       </w:r>
     </w:p>
     <w:p>
-      <w:r>
+      <w:pPr>
+        <w:spacing w:line="336" w:lineRule="auto" w:after="180"/>
+      </w:pPr>
+      <w:r>
+        <w:rPr>
+          <w:b w:val="0"/>
+        </w:rPr>
         <w:t>SHIFTED  New lighting, species, device, subgroup, or time condition.</w:t>
       </w:r>
     </w:p>
     <w:p>
-      <w:r>
-        <w:t>RELEASE RULE  Passing one case never proves generalization. Predefine expected behavior for all four categories.</w:t>
-      </w:r>
-    </w:p>
-    <w:p>
-      <w:r>
+      <w:pPr>
+        <w:spacing w:line="336" w:lineRule="auto" w:after="180"/>
+        <w:shd w:fill="FFF5E6"/>
+      </w:pPr>
+      <w:r>
+        <w:rPr>
+          <w:b w:val="0"/>
+        </w:rPr>
+        <w:t xml:space="preserve">RELEASE RULE  Passing one case never proves </w:t>
+      </w:r>
+      <w:r>
+        <w:rPr>
+          <w:b/>
+        </w:rPr>
+        <w:t>generalization</w:t>
+      </w:r>
+      <w:r>
+        <w:rPr>
+          <w:b w:val="0"/>
+        </w:rPr>
+        <w:t>. Predefine expected behavior for all four categories.</w:t>
+      </w:r>
+    </w:p>
+    <w:p>
+      <w:pPr>
+        <w:spacing w:line="336" w:lineRule="auto" w:after="180"/>
+        <w:shd w:fill="F5F1FB"/>
+      </w:pPr>
+      <w:r>
+        <w:rPr>
+          <w:b w:val="0"/>
+        </w:rPr>
         <w:t>Which case most threatens today's claim, and why?</w:t>
       </w:r>
     </w:p>
@@ -683,18 +1503,81 @@
       </w:r>
     </w:p>
     <w:p>
-      <w:r>
+      <w:pPr>
+        <w:pStyle w:val="Heading3"/>
+      </w:pPr>
+      <w:r>
+        <w:t>Change one thing</w:t>
+      </w:r>
+    </w:p>
+    <w:p>
+      <w:pPr>
+        <w:spacing w:line="336" w:lineRule="auto" w:after="180"/>
+        <w:shd w:fill="F5F1FB"/>
+      </w:pPr>
+      <w:r>
+        <w:rPr>
+          <w:b w:val="0"/>
+        </w:rPr>
         <w:t>Change: Large’s validation accuracy rises to82% after a development revision.</w:t>
       </w:r>
     </w:p>
     <w:p>
-      <w:r>
-        <w:t>Prediction: Its gap is 18 percentage points; it now beats Small on this validation set.</w:t>
-      </w:r>
-    </w:p>
-    <w:p>
-      <w:r>
-        <w:t>Reason: Validation performance improved, but the training-validation gap is not a complete release rule.</w:t>
+      <w:pPr>
+        <w:pStyle w:val="Heading3"/>
+      </w:pPr>
+      <w:r>
+        <w:t>Predicted result</w:t>
+      </w:r>
+    </w:p>
+    <w:p>
+      <w:pPr>
+        <w:spacing w:line="336" w:lineRule="auto" w:after="180"/>
+        <w:shd w:fill="F1F6FC"/>
+      </w:pPr>
+      <w:r>
+        <w:rPr>
+          <w:b/>
+        </w:rPr>
+        <w:t>Prediction</w:t>
+      </w:r>
+      <w:r>
+        <w:rPr>
+          <w:b w:val="0"/>
+        </w:rPr>
+        <w:t>: Its gap is 18 percentage points; it now beats Small on this validation set.</w:t>
+      </w:r>
+    </w:p>
+    <w:p>
+      <w:pPr>
+        <w:pStyle w:val="Heading3"/>
+      </w:pPr>
+      <w:r>
+        <w:t>Why the result follows</w:t>
+      </w:r>
+    </w:p>
+    <w:p>
+      <w:pPr>
+        <w:spacing w:line="336" w:lineRule="auto" w:after="180"/>
+        <w:shd w:fill="F1F6FC"/>
+      </w:pPr>
+      <w:r>
+        <w:rPr>
+          <w:b w:val="0"/>
+        </w:rPr>
+        <w:t xml:space="preserve">Reason: Validation performance improved, but the </w:t>
+      </w:r>
+      <w:r>
+        <w:rPr>
+          <w:b/>
+        </w:rPr>
+        <w:t>training</w:t>
+      </w:r>
+      <w:r>
+        <w:rPr>
+          <w:b w:val="0"/>
+        </w:rPr>
+        <w:t>-validation gap is not a complete release rule.</w:t>
       </w:r>
     </w:p>
     <w:p>
@@ -707,6 +1590,17 @@
     </w:p>
     <w:p>
       <w:r>
+        <w:t>Use the vocabulary of Overfitting to explain a concrete decision, rather than only memorising definitions.</w:t>
+      </w:r>
+    </w:p>
+    <w:p>
+      <w:pPr>
+        <w:spacing w:line="336" w:lineRule="auto" w:after="180"/>
+      </w:pPr>
+      <w:r>
+        <w:rPr>
+          <w:b/>
+        </w:rPr>
         <w:t>VOCABULARY</w:t>
       </w:r>
     </w:p>
@@ -719,7 +1613,13 @@
       </w:r>
     </w:p>
     <w:p>
-      <w:r>
+      <w:pPr>
+        <w:spacing w:line="336" w:lineRule="auto" w:after="180"/>
+      </w:pPr>
+      <w:r>
+        <w:rPr>
+          <w:b w:val="0"/>
+        </w:rPr>
         <w:t>A definition matters when it lets you interpret a new dataset, model, or result.</w:t>
       </w:r>
     </w:p>
@@ -1035,12 +1935,37 @@
       </w:tr>
     </w:tbl>
     <w:p>
-      <w:r>
-        <w:t>MISCONCEPTION TO REPAIR  The model with the highest training accuracy is the best model.</w:t>
-      </w:r>
-    </w:p>
-    <w:p>
-      <w:r>
+      <w:pPr>
+        <w:spacing w:line="336" w:lineRule="auto" w:after="180"/>
+        <w:shd w:fill="FFF5E6"/>
+      </w:pPr>
+      <w:r>
+        <w:rPr>
+          <w:b w:val="0"/>
+        </w:rPr>
+        <w:t xml:space="preserve">MISCONCEPTION TO REPAIR  The model with the highest </w:t>
+      </w:r>
+      <w:r>
+        <w:rPr>
+          <w:b/>
+        </w:rPr>
+        <w:t>training</w:t>
+      </w:r>
+      <w:r>
+        <w:rPr>
+          <w:b w:val="0"/>
+        </w:rPr>
+        <w:t xml:space="preserve"> accuracy is the best model.</w:t>
+      </w:r>
+    </w:p>
+    <w:p>
+      <w:pPr>
+        <w:spacing w:line="336" w:lineRule="auto" w:after="180"/>
+      </w:pPr>
+      <w:r>
+        <w:rPr>
+          <w:b w:val="0"/>
+        </w:rPr>
         <w:t>Repair the claim using a definition, calculation, or test record:</w:t>
       </w:r>
     </w:p>
@@ -1186,7 +2111,24 @@
     </w:p>
     <w:p>
       <w:r>
-        <w:t>WORKED EVIDENCE</w:t>
+        <w:t>Follow the worked trace for Overfitting, predict a step, then compare with its explanation.</w:t>
+      </w:r>
+    </w:p>
+    <w:p>
+      <w:pPr>
+        <w:spacing w:line="336" w:lineRule="auto" w:after="180"/>
+      </w:pPr>
+      <w:r>
+        <w:rPr>
+          <w:b/>
+        </w:rPr>
+        <w:t xml:space="preserve">WORKED </w:t>
+      </w:r>
+      <w:r>
+        <w:rPr>
+          <w:b/>
+        </w:rPr>
+        <w:t>EVIDENCE</w:t>
       </w:r>
     </w:p>
     <w:p>
@@ -1198,8 +2140,26 @@
       </w:r>
     </w:p>
     <w:p>
-      <w:r>
-        <w:t>Predict first. Then check each step. A correct answer without visible evidence cannot be audited.</w:t>
+      <w:pPr>
+        <w:spacing w:line="336" w:lineRule="auto" w:after="180"/>
+      </w:pPr>
+      <w:r>
+        <w:rPr>
+          <w:b w:val="0"/>
+        </w:rPr>
+        <w:t xml:space="preserve">Predict first. Then check each step. A correct answer without visible </w:t>
+      </w:r>
+      <w:r>
+        <w:rPr>
+          <w:b/>
+        </w:rPr>
+        <w:t>evidence</w:t>
+      </w:r>
+      <w:r>
+        <w:rPr>
+          <w:b w:val="0"/>
+        </w:rPr>
+        <w:t xml:space="preserve"> cannot be audited.</w:t>
       </w:r>
     </w:p>
     <w:p>
@@ -1239,33 +2199,142 @@
       </w:r>
     </w:p>
     <w:p>
-      <w:r>
+      <w:pPr>
+        <w:pStyle w:val="Heading3"/>
+      </w:pPr>
+      <w:r>
+        <w:t>Step 1</w:t>
+      </w:r>
+    </w:p>
+    <w:p>
+      <w:pPr>
+        <w:spacing w:line="336" w:lineRule="auto" w:after="180"/>
+        <w:shd w:fill="F4F9FC"/>
+      </w:pPr>
+      <w:r>
+        <w:rPr>
+          <w:b w:val="0"/>
+        </w:rPr>
         <w:t>STEP 1  Simple tree: train 82%, validation 78%; gap 4 points.</w:t>
       </w:r>
     </w:p>
     <w:p>
-      <w:r>
+      <w:pPr>
+        <w:pStyle w:val="Heading3"/>
+      </w:pPr>
+      <w:r>
+        <w:t>Step 2</w:t>
+      </w:r>
+    </w:p>
+    <w:p>
+      <w:pPr>
+        <w:spacing w:line="336" w:lineRule="auto" w:after="180"/>
+        <w:shd w:fill="F4F9FC"/>
+      </w:pPr>
+      <w:r>
+        <w:rPr>
+          <w:b w:val="0"/>
+        </w:rPr>
         <w:t>STEP 2  Deep tree: train 100%, validation 65%; gap 35 points.</w:t>
       </w:r>
     </w:p>
     <w:p>
-      <w:r>
-        <w:t>STEP 3  Deep tree's perfect training result is weaker unseen evidence.</w:t>
-      </w:r>
-    </w:p>
-    <w:p>
-      <w:r>
+      <w:pPr>
+        <w:pStyle w:val="Heading3"/>
+      </w:pPr>
+      <w:r>
+        <w:t>Step 3</w:t>
+      </w:r>
+    </w:p>
+    <w:p>
+      <w:pPr>
+        <w:spacing w:line="336" w:lineRule="auto" w:after="180"/>
+        <w:shd w:fill="F4F9FC"/>
+      </w:pPr>
+      <w:r>
+        <w:rPr>
+          <w:b w:val="0"/>
+        </w:rPr>
+        <w:t xml:space="preserve">STEP 3  Deep tree's perfect </w:t>
+      </w:r>
+      <w:r>
+        <w:rPr>
+          <w:b/>
+        </w:rPr>
+        <w:t>training</w:t>
+      </w:r>
+      <w:r>
+        <w:rPr>
+          <w:b w:val="0"/>
+        </w:rPr>
+        <w:t xml:space="preserve"> result is weaker unseen </w:t>
+      </w:r>
+      <w:r>
+        <w:rPr>
+          <w:b/>
+        </w:rPr>
+        <w:t>evidence</w:t>
+      </w:r>
+      <w:r>
+        <w:rPr>
+          <w:b w:val="0"/>
+        </w:rPr>
+        <w:t>.</w:t>
+      </w:r>
+    </w:p>
+    <w:p>
+      <w:pPr>
+        <w:pStyle w:val="Heading3"/>
+      </w:pPr>
+      <w:r>
+        <w:t>Step 4</w:t>
+      </w:r>
+    </w:p>
+    <w:p>
+      <w:pPr>
+        <w:spacing w:line="336" w:lineRule="auto" w:after="180"/>
+        <w:shd w:fill="F4F9FC"/>
+      </w:pPr>
+      <w:r>
+        <w:rPr>
+          <w:b w:val="0"/>
+        </w:rPr>
         <w:t>STEP 4  Prune, regularize, improve representative data, or features—then rerun fixed validation cases.</w:t>
       </w:r>
     </w:p>
     <w:p>
-      <w:r>
+      <w:pPr>
+        <w:spacing w:line="336" w:lineRule="auto" w:after="180"/>
+        <w:shd w:fill="EDF7F3"/>
+      </w:pPr>
+      <w:r>
+        <w:rPr>
+          <w:b w:val="0"/>
+        </w:rPr>
         <w:t>CHECK  Verify the denominator, unit, split, class definition, and data version before interpreting a score.</w:t>
       </w:r>
     </w:p>
     <w:p>
-      <w:r>
-        <w:t>Recalculate, retrace, or restate the evidence independently:</w:t>
+      <w:pPr>
+        <w:spacing w:line="336" w:lineRule="auto" w:after="180"/>
+      </w:pPr>
+      <w:r>
+        <w:rPr>
+          <w:b w:val="0"/>
+        </w:rPr>
+        <w:t xml:space="preserve">Recalculate, retrace, or restate the </w:t>
+      </w:r>
+      <w:r>
+        <w:rPr>
+          <w:b/>
+        </w:rPr>
+        <w:t>evidence</w:t>
+      </w:r>
+      <w:r>
+        <w:rPr>
+          <w:b w:val="0"/>
+        </w:rPr>
+        <w:t xml:space="preserve"> independently:</w:t>
       </w:r>
     </w:p>
     <w:p>
@@ -1469,7 +2538,13 @@
       </w:r>
     </w:p>
     <w:p>
-      <w:r>
+      <w:pPr>
+        <w:spacing w:line="336" w:lineRule="auto" w:after="180"/>
+      </w:pPr>
+      <w:r>
+        <w:rPr>
+          <w:b w:val="0"/>
+        </w:rPr>
         <w:t>Cover the result before checking it. Say what is given, choose the procedure, and follow one step at a time. Then uncover the result and explain your first mismatch. Ask why a step is allowed, not only what number it produces.</w:t>
       </w:r>
     </w:p>
@@ -1482,8 +2557,26 @@
       </w:r>
     </w:p>
     <w:p>
-      <w:r>
-        <w:t>See overfitting as a gap requiring investigation, not a label based only on model size.</w:t>
+      <w:pPr>
+        <w:spacing w:line="336" w:lineRule="auto" w:after="180"/>
+      </w:pPr>
+      <w:r>
+        <w:rPr>
+          <w:b w:val="0"/>
+        </w:rPr>
+        <w:t xml:space="preserve">See </w:t>
+      </w:r>
+      <w:r>
+        <w:rPr>
+          <w:b/>
+        </w:rPr>
+        <w:t>overfitting</w:t>
+      </w:r>
+      <w:r>
+        <w:rPr>
+          <w:b w:val="0"/>
+        </w:rPr>
+        <w:t xml:space="preserve"> as a gap requiring investigation, not a label based only on model size.</w:t>
       </w:r>
     </w:p>
     <w:p>
@@ -1495,13 +2588,103 @@
       </w:r>
     </w:p>
     <w:p>
-      <w:r>
-        <w:t>Toy model Small: training 85%, validation 80%. Large: training 100%, validation 60%. Same split and scoring rule.</w:t>
-      </w:r>
-    </w:p>
-    <w:p>
-      <w:r>
-        <w:t>All inputs and outcomes in this worked example are invented classroom data; no real model run is claimed.</w:t>
+      <w:pPr>
+        <w:pStyle w:val="Heading3"/>
+      </w:pPr>
+      <w:r>
+        <w:t>Supplied facts</w:t>
+      </w:r>
+    </w:p>
+    <w:p>
+      <w:pPr>
+        <w:spacing w:line="336" w:lineRule="auto" w:after="180"/>
+        <w:shd w:fill="F1F6FC"/>
+      </w:pPr>
+      <w:r>
+        <w:rPr>
+          <w:b w:val="0"/>
+        </w:rPr>
+        <w:t xml:space="preserve">Toy model Small: </w:t>
+      </w:r>
+      <w:r>
+        <w:rPr>
+          <w:b/>
+        </w:rPr>
+        <w:t>training</w:t>
+      </w:r>
+      <w:r>
+        <w:rPr>
+          <w:b w:val="0"/>
+        </w:rPr>
+        <w:t xml:space="preserve"> 85%, validation </w:t>
+      </w:r>
+      <w:r>
+        <w:rPr>
+          <w:b/>
+        </w:rPr>
+        <w:t>80%</w:t>
+      </w:r>
+      <w:r>
+        <w:rPr>
+          <w:b w:val="0"/>
+        </w:rPr>
+        <w:t xml:space="preserve">. Large: </w:t>
+      </w:r>
+      <w:r>
+        <w:rPr>
+          <w:b/>
+        </w:rPr>
+        <w:t>training</w:t>
+      </w:r>
+      <w:r>
+        <w:rPr>
+          <w:b w:val="0"/>
+        </w:rPr>
+        <w:t xml:space="preserve"> 100%, validation </w:t>
+      </w:r>
+      <w:r>
+        <w:rPr>
+          <w:b/>
+        </w:rPr>
+        <w:t>60%</w:t>
+      </w:r>
+      <w:r>
+        <w:rPr>
+          <w:b w:val="0"/>
+        </w:rPr>
+        <w:t>. Same split and scoring rule.</w:t>
+      </w:r>
+    </w:p>
+    <w:p>
+      <w:pPr>
+        <w:pStyle w:val="Heading3"/>
+      </w:pPr>
+      <w:r>
+        <w:t>Supplied facts</w:t>
+      </w:r>
+    </w:p>
+    <w:p>
+      <w:pPr>
+        <w:spacing w:line="336" w:lineRule="auto" w:after="180"/>
+        <w:shd w:fill="F1F6FC"/>
+      </w:pPr>
+      <w:r>
+        <w:rPr>
+          <w:b w:val="0"/>
+        </w:rPr>
+        <w:t xml:space="preserve">All </w:t>
+      </w:r>
+      <w:r>
+        <w:rPr>
+          <w:b/>
+        </w:rPr>
+        <w:t>input</w:t>
+      </w:r>
+      <w:r>
+        <w:rPr>
+          <w:b w:val="0"/>
+        </w:rPr>
+        <w:t>s and outcomes in this worked example are invented classroom data; no real model run is claimed.</w:t>
       </w:r>
     </w:p>
     <w:p>
@@ -1700,30 +2883,186 @@
       </w:r>
     </w:p>
     <w:p>
-      <w:r>
-        <w:t>Read the picture in order. Check capacity, training choices and data mismatch without tuning on final cases. The arrows show which recorded input or intermediate result each decision uses. Explain the deciding step aloud before checking the changed case; pointing to the final answer alone does not show how it follows.</w:t>
-      </w:r>
-    </w:p>
-    <w:p>
       <w:pPr>
         <w:pStyle w:val="Heading3"/>
       </w:pPr>
       <w:r>
+        <w:t>Why the result follows</w:t>
+      </w:r>
+    </w:p>
+    <w:p>
+      <w:pPr>
+        <w:spacing w:line="336" w:lineRule="auto" w:after="180"/>
+        <w:shd w:fill="F1F6FC"/>
+      </w:pPr>
+      <w:r>
+        <w:rPr>
+          <w:b w:val="0"/>
+        </w:rPr>
+        <w:t xml:space="preserve">Read the picture in order. Check </w:t>
+      </w:r>
+      <w:r>
+        <w:rPr>
+          <w:b/>
+        </w:rPr>
+        <w:t>capacity</w:t>
+      </w:r>
+      <w:r>
+        <w:rPr>
+          <w:b w:val="0"/>
+        </w:rPr>
+        <w:t xml:space="preserve">, </w:t>
+      </w:r>
+      <w:r>
+        <w:rPr>
+          <w:b/>
+        </w:rPr>
+        <w:t>training</w:t>
+      </w:r>
+      <w:r>
+        <w:rPr>
+          <w:b w:val="0"/>
+        </w:rPr>
+        <w:t xml:space="preserve"> choices and data mismatch without tuning on final cases. The arrows show which recorded </w:t>
+      </w:r>
+      <w:r>
+        <w:rPr>
+          <w:b/>
+        </w:rPr>
+        <w:t>input</w:t>
+      </w:r>
+      <w:r>
+        <w:rPr>
+          <w:b w:val="0"/>
+        </w:rPr>
+        <w:t xml:space="preserve"> or intermediate result each decision uses.</w:t>
+      </w:r>
+    </w:p>
+    <w:p>
+      <w:pPr>
+        <w:spacing w:line="336" w:lineRule="auto" w:after="180"/>
+        <w:shd w:fill="F1F6FC"/>
+      </w:pPr>
+      <w:r>
+        <w:rPr>
+          <w:b w:val="0"/>
+        </w:rPr>
+        <w:t>Explain the deciding step aloud before checking the changed case; pointing to the final answer alone does not show how it follows.</w:t>
+      </w:r>
+    </w:p>
+    <w:p>
+      <w:pPr>
+        <w:pStyle w:val="Heading3"/>
+      </w:pPr>
+      <w:r>
         <w:t>What this example does not establish</w:t>
       </w:r>
     </w:p>
     <w:p>
-      <w:r>
-        <w:t>A gap can also reflect data shift or sampling noise. Inspect evidence before attributing every gap to capacity.</w:t>
-      </w:r>
-    </w:p>
-    <w:p>
-      <w:r>
-        <w:t>Read the labelled picture: Does100% training accuracy prove Large was always best? Point to the relevant step in the picture, then write the changed result and the rule or evidence that supports it.</w:t>
-      </w:r>
-    </w:p>
-    <w:p>
-      <w:r>
+      <w:pPr>
+        <w:pStyle w:val="Heading3"/>
+      </w:pPr>
+      <w:r>
+        <w:t>Keep the stated limit</w:t>
+      </w:r>
+    </w:p>
+    <w:p>
+      <w:pPr>
+        <w:spacing w:line="336" w:lineRule="auto" w:after="180"/>
+        <w:shd w:fill="FFF5E6"/>
+      </w:pPr>
+      <w:r>
+        <w:rPr>
+          <w:b w:val="0"/>
+        </w:rPr>
+        <w:t xml:space="preserve">A gap can also reflect data shift or sampling noise. Inspect </w:t>
+      </w:r>
+      <w:r>
+        <w:rPr>
+          <w:b/>
+        </w:rPr>
+        <w:t>evidence</w:t>
+      </w:r>
+      <w:r>
+        <w:rPr>
+          <w:b w:val="0"/>
+        </w:rPr>
+        <w:t xml:space="preserve"> before attributing every gap to </w:t>
+      </w:r>
+      <w:r>
+        <w:rPr>
+          <w:b/>
+        </w:rPr>
+        <w:t>capacity</w:t>
+      </w:r>
+      <w:r>
+        <w:rPr>
+          <w:b w:val="0"/>
+        </w:rPr>
+        <w:t>.</w:t>
+      </w:r>
+    </w:p>
+    <w:p>
+      <w:pPr>
+        <w:pStyle w:val="Heading3"/>
+      </w:pPr>
+      <w:r>
+        <w:t>Keep the stated limit</w:t>
+      </w:r>
+    </w:p>
+    <w:p>
+      <w:pPr>
+        <w:spacing w:line="336" w:lineRule="auto" w:after="180"/>
+        <w:shd w:fill="FFF5E6"/>
+      </w:pPr>
+      <w:r>
+        <w:rPr>
+          <w:b w:val="0"/>
+        </w:rPr>
+        <w:t xml:space="preserve">Read the labelled picture: Does100% </w:t>
+      </w:r>
+      <w:r>
+        <w:rPr>
+          <w:b/>
+        </w:rPr>
+        <w:t>training</w:t>
+      </w:r>
+      <w:r>
+        <w:rPr>
+          <w:b w:val="0"/>
+        </w:rPr>
+        <w:t xml:space="preserve"> accuracy prove Large was always best? Point to the relevant step in the picture, then write the changed result and the rule or </w:t>
+      </w:r>
+      <w:r>
+        <w:rPr>
+          <w:b/>
+        </w:rPr>
+        <w:t>evidence</w:t>
+      </w:r>
+      <w:r>
+        <w:rPr>
+          <w:b w:val="0"/>
+        </w:rPr>
+        <w:t xml:space="preserve"> that supports it.</w:t>
+      </w:r>
+    </w:p>
+    <w:p>
+      <w:pPr>
+        <w:pStyle w:val="Heading3"/>
+      </w:pPr>
+      <w:r>
+        <w:t>Keep the stated limit</w:t>
+      </w:r>
+    </w:p>
+    <w:p>
+      <w:pPr>
+        <w:spacing w:line="336" w:lineRule="auto" w:after="180"/>
+        <w:shd w:fill="FFF5E6"/>
+      </w:pPr>
+      <w:r>
+        <w:rPr>
+          <w:b w:val="0"/>
+        </w:rPr>
         <w:t>Change one thing: Large’s validation accuracy rises to82% after a development revision. Predict the result before checking the explanation. What remains the same?</w:t>
       </w:r>
     </w:p>
@@ -1737,6 +3076,26 @@
     </w:p>
     <w:p>
       <w:r>
+        <w:t>Find the unsupported step in the Overfitting claim and explain a repair using the supplied evidence.</w:t>
+      </w:r>
+    </w:p>
+    <w:p>
+      <w:pPr>
+        <w:pStyle w:val="Heading3"/>
+      </w:pPr>
+      <w:r>
+        <w:t>Find the first error</w:t>
+      </w:r>
+    </w:p>
+    <w:p>
+      <w:pPr>
+        <w:spacing w:line="336" w:lineRule="auto" w:after="180"/>
+        <w:shd w:fill="FFF5E6"/>
+      </w:pPr>
+      <w:r>
+        <w:rPr>
+          <w:b w:val="0"/>
+        </w:rPr>
         <w:t>ERROR DETECTIVE</w:t>
       </w:r>
     </w:p>
@@ -1749,7 +3108,13 @@
       </w:r>
     </w:p>
     <w:p>
-      <w:r>
+      <w:pPr>
+        <w:spacing w:line="336" w:lineRule="auto" w:after="180"/>
+      </w:pPr>
+      <w:r>
+        <w:rPr>
+          <w:b w:val="0"/>
+        </w:rPr>
         <w:t>Do not patch the answer. Find the earliest unsupported assumption, data problem, or experiment error.</w:t>
       </w:r>
     </w:p>
@@ -2000,12 +3365,37 @@
       </w:tr>
     </w:tbl>
     <w:p>
-      <w:r>
-        <w:t>CLAIM TO CHALLENGE  The model with the highest training accuracy is the best model.</w:t>
-      </w:r>
-    </w:p>
-    <w:p>
-      <w:r>
+      <w:pPr>
+        <w:spacing w:line="336" w:lineRule="auto" w:after="180"/>
+        <w:shd w:fill="FFF5E6"/>
+      </w:pPr>
+      <w:r>
+        <w:rPr>
+          <w:b w:val="0"/>
+        </w:rPr>
+        <w:t xml:space="preserve">CLAIM TO CHALLENGE  The model with the highest </w:t>
+      </w:r>
+      <w:r>
+        <w:rPr>
+          <w:b/>
+        </w:rPr>
+        <w:t>training</w:t>
+      </w:r>
+      <w:r>
+        <w:rPr>
+          <w:b w:val="0"/>
+        </w:rPr>
+        <w:t xml:space="preserve"> accuracy is the best model.</w:t>
+      </w:r>
+    </w:p>
+    <w:p>
+      <w:pPr>
+        <w:spacing w:line="336" w:lineRule="auto" w:after="180"/>
+      </w:pPr>
+      <w:r>
+        <w:rPr>
+          <w:b w:val="0"/>
+        </w:rPr>
         <w:t>Diagnose one cause and name the cleanest next experiment:</w:t>
       </w:r>
     </w:p>
@@ -2018,8 +3408,61 @@
       </w:r>
     </w:p>
     <w:p>
-      <w:r>
-        <w:t>A simpler model is not always better. If a flexible candidate has better valid evidence under the declared rule, keep that evidence visible. Model capacity is one part of an experiment, alongside features, sample size, label quality and the split.</w:t>
+      <w:pPr>
+        <w:spacing w:line="336" w:lineRule="auto" w:after="180"/>
+      </w:pPr>
+      <w:r>
+        <w:rPr>
+          <w:b w:val="0"/>
+        </w:rPr>
+        <w:t xml:space="preserve">A simpler model is not always better. If a flexible candidate has better valid </w:t>
+      </w:r>
+      <w:r>
+        <w:rPr>
+          <w:b/>
+        </w:rPr>
+        <w:t>evidence</w:t>
+      </w:r>
+      <w:r>
+        <w:rPr>
+          <w:b w:val="0"/>
+        </w:rPr>
+        <w:t xml:space="preserve"> under the declared rule, keep that </w:t>
+      </w:r>
+      <w:r>
+        <w:rPr>
+          <w:b/>
+        </w:rPr>
+        <w:t>evidence</w:t>
+      </w:r>
+      <w:r>
+        <w:rPr>
+          <w:b w:val="0"/>
+        </w:rPr>
+        <w:t xml:space="preserve"> visible.</w:t>
+      </w:r>
+    </w:p>
+    <w:p>
+      <w:pPr>
+        <w:spacing w:line="336" w:lineRule="auto" w:after="180"/>
+      </w:pPr>
+      <w:r>
+        <w:rPr>
+          <w:b w:val="0"/>
+        </w:rPr>
+        <w:t xml:space="preserve">Model </w:t>
+      </w:r>
+      <w:r>
+        <w:rPr>
+          <w:b/>
+        </w:rPr>
+        <w:t>capacity</w:t>
+      </w:r>
+      <w:r>
+        <w:rPr>
+          <w:b w:val="0"/>
+        </w:rPr>
+        <w:t xml:space="preserve"> is one part of an experiment, alongside features, sample size, label quality and the split.</w:t>
       </w:r>
     </w:p>
     <w:p>
@@ -2060,6 +3503,17 @@
     </w:p>
     <w:p>
       <w:r>
+        <w:t>Practise Overfitting with support, then explain the deciding step in your own words.</w:t>
+      </w:r>
+    </w:p>
+    <w:p>
+      <w:pPr>
+        <w:spacing w:line="336" w:lineRule="auto" w:after="180"/>
+      </w:pPr>
+      <w:r>
+        <w:rPr>
+          <w:b/>
+        </w:rPr>
         <w:t>ML STUDIO</w:t>
       </w:r>
     </w:p>
@@ -2072,7 +3526,13 @@
       </w:r>
     </w:p>
     <w:p>
-      <w:r>
+      <w:pPr>
+        <w:spacing w:line="336" w:lineRule="auto" w:after="180"/>
+      </w:pPr>
+      <w:r>
+        <w:rPr>
+          <w:b w:val="0"/>
+        </w:rPr>
         <w:t>A trustworthy result can be reproduced from the recorded data, code, settings, and evaluation rule.</w:t>
       </w:r>
     </w:p>
@@ -2121,37 +3581,106 @@
       </w:r>
     </w:p>
     <w:p>
-      <w:r>
+      <w:pPr>
+        <w:pStyle w:val="Heading3"/>
+      </w:pPr>
+      <w:r>
+        <w:t>Question to explain</w:t>
+      </w:r>
+    </w:p>
+    <w:p>
+      <w:pPr>
+        <w:spacing w:line="336" w:lineRule="auto" w:after="180"/>
+        <w:shd w:fill="F5F1FB"/>
+      </w:pPr>
+      <w:r>
+        <w:rPr>
+          <w:b w:val="0"/>
+        </w:rPr>
         <w:t>QUESTION + intended use + success threshold</w:t>
       </w:r>
     </w:p>
     <w:p>
-      <w:r>
+      <w:pPr>
+        <w:spacing w:line="336" w:lineRule="auto" w:after="180"/>
+      </w:pPr>
+      <w:r>
+        <w:rPr>
+          <w:b w:val="0"/>
+        </w:rPr>
         <w:t>DATA version + grouped split + leakage check</w:t>
       </w:r>
     </w:p>
     <w:p>
-      <w:r>
-        <w:t>CODE/preprocessing + features + model + settings + seed</w:t>
-      </w:r>
-    </w:p>
-    <w:p>
-      <w:r>
+      <w:pPr>
+        <w:spacing w:line="336" w:lineRule="auto" w:after="180"/>
+      </w:pPr>
+      <w:r>
+        <w:rPr>
+          <w:b w:val="0"/>
+        </w:rPr>
+        <w:t>CODE/pre</w:t>
+      </w:r>
+      <w:r>
+        <w:rPr>
+          <w:b/>
+        </w:rPr>
+        <w:t>process</w:t>
+      </w:r>
+      <w:r>
+        <w:rPr>
+          <w:b w:val="0"/>
+        </w:rPr>
+        <w:t>ing + features + model + settings + seed</w:t>
+      </w:r>
+    </w:p>
+    <w:p>
+      <w:pPr>
+        <w:spacing w:line="336" w:lineRule="auto" w:after="180"/>
+      </w:pPr>
+      <w:r>
+        <w:rPr>
+          <w:b w:val="0"/>
+        </w:rPr>
         <w:t>METRICS + positive class + units + denominators</w:t>
       </w:r>
     </w:p>
     <w:p>
-      <w:r>
-        <w:t>PREDICTIONS + errors + subgroup slices + limitations</w:t>
-      </w:r>
-    </w:p>
-    <w:p>
-      <w:r>
+      <w:pPr>
+        <w:spacing w:line="336" w:lineRule="auto" w:after="180"/>
+      </w:pPr>
+      <w:r>
+        <w:rPr>
+          <w:b/>
+        </w:rPr>
+        <w:t>PREDICTION</w:t>
+      </w:r>
+      <w:r>
+        <w:rPr>
+          <w:b w:val="0"/>
+        </w:rPr>
+        <w:t>S + errors + subgroup slices + limitations</w:t>
+      </w:r>
+    </w:p>
+    <w:p>
+      <w:pPr>
+        <w:spacing w:line="336" w:lineRule="auto" w:after="180"/>
+      </w:pPr>
+      <w:r>
+        <w:rPr>
+          <w:b w:val="0"/>
+        </w:rPr>
         <w:t>HUMAN reviewer + release, revise, limit, or stop decision</w:t>
       </w:r>
     </w:p>
     <w:p>
-      <w:r>
+      <w:pPr>
+        <w:spacing w:line="336" w:lineRule="auto" w:after="180"/>
+      </w:pPr>
+      <w:r>
+        <w:rPr>
+          <w:b w:val="0"/>
+        </w:rPr>
         <w:t>Write the minimum record needed to reproduce today's result:</w:t>
       </w:r>
     </w:p>
@@ -2164,8 +3693,49 @@
       </w:r>
     </w:p>
     <w:p>
-      <w:r>
-        <w:t>Change one development factor at a time: simplify the candidate, improve data coverage or adjust a declared regularization setting. Refit on training and compare on validation. Do not remove difficult valid examples or repeatedly search the test for a favorable result.</w:t>
+      <w:pPr>
+        <w:spacing w:line="336" w:lineRule="auto" w:after="180"/>
+      </w:pPr>
+      <w:r>
+        <w:rPr>
+          <w:b w:val="0"/>
+        </w:rPr>
+        <w:t xml:space="preserve">Change one development factor at a time: simplify the candidate, improve data coverage or adjust a declared </w:t>
+      </w:r>
+      <w:r>
+        <w:rPr>
+          <w:b/>
+        </w:rPr>
+        <w:t>regularization</w:t>
+      </w:r>
+      <w:r>
+        <w:rPr>
+          <w:b w:val="0"/>
+        </w:rPr>
+        <w:t xml:space="preserve"> setting. Refit on </w:t>
+      </w:r>
+      <w:r>
+        <w:rPr>
+          <w:b/>
+        </w:rPr>
+        <w:t>training</w:t>
+      </w:r>
+      <w:r>
+        <w:rPr>
+          <w:b w:val="0"/>
+        </w:rPr>
+        <w:t xml:space="preserve"> and compare on validation.</w:t>
+      </w:r>
+    </w:p>
+    <w:p>
+      <w:pPr>
+        <w:spacing w:line="336" w:lineRule="auto" w:after="180"/>
+      </w:pPr>
+      <w:r>
+        <w:rPr>
+          <w:b w:val="0"/>
+        </w:rPr>
+        <w:t>Do not remove difficult valid examples or repeatedly search the test for a favorable result.</w:t>
       </w:r>
     </w:p>
     <w:p>
@@ -2177,8 +3747,50 @@
       </w:r>
     </w:p>
     <w:p>
-      <w:r>
-        <w:t>Use workbook W2 for the connected example “Overfitting and model capacity”. First fill the input and rule boxes. Try the middle steps before asking for a hint. After a hint, try the next step yourself.</w:t>
+      <w:pPr>
+        <w:spacing w:line="336" w:lineRule="auto" w:after="180"/>
+      </w:pPr>
+      <w:r>
+        <w:rPr>
+          <w:b w:val="0"/>
+        </w:rPr>
+        <w:t>Use workbook W2 for the connected example “</w:t>
+      </w:r>
+      <w:r>
+        <w:rPr>
+          <w:b/>
+        </w:rPr>
+        <w:t>Overfitting</w:t>
+      </w:r>
+      <w:r>
+        <w:rPr>
+          <w:b w:val="0"/>
+        </w:rPr>
+        <w:t xml:space="preserve"> and model </w:t>
+      </w:r>
+      <w:r>
+        <w:rPr>
+          <w:b/>
+        </w:rPr>
+        <w:t>capacity</w:t>
+      </w:r>
+      <w:r>
+        <w:rPr>
+          <w:b w:val="0"/>
+        </w:rPr>
+        <w:t xml:space="preserve">”. First fill the </w:t>
+      </w:r>
+      <w:r>
+        <w:rPr>
+          <w:b/>
+        </w:rPr>
+        <w:t>input</w:t>
+      </w:r>
+      <w:r>
+        <w:rPr>
+          <w:b w:val="0"/>
+        </w:rPr>
+        <w:t xml:space="preserve"> and rule boxes. Try the middle steps before asking for a hint. After a hint, try the next step yourself.</w:t>
       </w:r>
     </w:p>
     <w:tbl>
@@ -2261,7 +3873,13 @@
       </w:tr>
     </w:tbl>
     <w:p>
-      <w:r>
+      <w:pPr>
+        <w:spacing w:line="336" w:lineRule="auto" w:after="180"/>
+      </w:pPr>
+      <w:r>
+        <w:rPr>
+          <w:b w:val="0"/>
+        </w:rPr>
         <w:t>Explain your trace to a partner. Your partner points to one step to check. Swap roles on the next case. Each person writes their own explanation.</w:t>
       </w:r>
     </w:p>
@@ -2274,12 +3892,59 @@
       </w:r>
     </w:p>
     <w:p>
-      <w:r>
-        <w:t>Use the worked case for Overfitting and model capacity. Proposed explanation: “A final answer is enough”. Decide whether this explanation is supported. Point to the step or supplied fact that decides; explain your repair if needed.</w:t>
-      </w:r>
-    </w:p>
-    <w:p>
-      <w:r>
+      <w:pPr>
+        <w:spacing w:line="336" w:lineRule="auto" w:after="180"/>
+      </w:pPr>
+      <w:r>
+        <w:rPr>
+          <w:b w:val="0"/>
+        </w:rPr>
+        <w:t xml:space="preserve">Use the worked case for </w:t>
+      </w:r>
+      <w:r>
+        <w:rPr>
+          <w:b/>
+        </w:rPr>
+        <w:t>Overfitting</w:t>
+      </w:r>
+      <w:r>
+        <w:rPr>
+          <w:b w:val="0"/>
+        </w:rPr>
+        <w:t xml:space="preserve"> and model </w:t>
+      </w:r>
+      <w:r>
+        <w:rPr>
+          <w:b/>
+        </w:rPr>
+        <w:t>capacity</w:t>
+      </w:r>
+      <w:r>
+        <w:rPr>
+          <w:b w:val="0"/>
+        </w:rPr>
+        <w:t>. Proposed explanation: “A final answer is enough”. Decide whether this explanation is supported.</w:t>
+      </w:r>
+    </w:p>
+    <w:p>
+      <w:pPr>
+        <w:spacing w:line="336" w:lineRule="auto" w:after="180"/>
+      </w:pPr>
+      <w:r>
+        <w:rPr>
+          <w:b w:val="0"/>
+        </w:rPr>
+        <w:t>Point to the step or supplied fact that decides; explain your repair if needed.</w:t>
+      </w:r>
+    </w:p>
+    <w:p>
+      <w:pPr>
+        <w:spacing w:line="336" w:lineRule="auto" w:after="180"/>
+      </w:pPr>
+      <w:r>
+        <w:rPr>
+          <w:b w:val="0"/>
+        </w:rPr>
         <w:t>Answer on your own before discussion. If you are unsure, say which step you need help with.</w:t>
       </w:r>
     </w:p>
@@ -2292,8 +3957,38 @@
       </w:r>
     </w:p>
     <w:p>
-      <w:r>
-        <w:t>Does100% training accuracy prove Large was always best? Point to the relevant step in the picture, then write the changed result and the rule or evidence that supports it.</w:t>
+      <w:pPr>
+        <w:spacing w:line="336" w:lineRule="auto" w:after="180"/>
+      </w:pPr>
+      <w:r>
+        <w:rPr>
+          <w:b w:val="0"/>
+        </w:rPr>
+        <w:t xml:space="preserve">Does100% </w:t>
+      </w:r>
+      <w:r>
+        <w:rPr>
+          <w:b/>
+        </w:rPr>
+        <w:t>training</w:t>
+      </w:r>
+      <w:r>
+        <w:rPr>
+          <w:b w:val="0"/>
+        </w:rPr>
+        <w:t xml:space="preserve"> accuracy prove Large was always best? Point to the relevant step in the picture, then write the changed result and the rule or </w:t>
+      </w:r>
+      <w:r>
+        <w:rPr>
+          <w:b/>
+        </w:rPr>
+        <w:t>evidence</w:t>
+      </w:r>
+      <w:r>
+        <w:rPr>
+          <w:b w:val="0"/>
+        </w:rPr>
+        <w:t xml:space="preserve"> that supports it.</w:t>
       </w:r>
     </w:p>
     <w:p>
@@ -2325,7 +4020,13 @@
       </w:r>
     </w:p>
     <w:p>
-      <w:r>
+      <w:pPr>
+        <w:spacing w:line="336" w:lineRule="auto" w:after="180"/>
+      </w:pPr>
+      <w:r>
+        <w:rPr>
+          <w:b w:val="0"/>
+        </w:rPr>
         <w:t>This is supported practice. Keep the separately named independent case for an attempt before feedback.</w:t>
       </w:r>
     </w:p>
@@ -2339,7 +4040,24 @@
     </w:p>
     <w:p>
       <w:r>
-        <w:t>EVIDENCE LAB</w:t>
+        <w:t>Investigate Overfitting. Record the prediction, actual observation or labelled paper trace, explanation and next test separately.</w:t>
+      </w:r>
+    </w:p>
+    <w:p>
+      <w:pPr>
+        <w:spacing w:line="336" w:lineRule="auto" w:after="180"/>
+      </w:pPr>
+      <w:r>
+        <w:rPr>
+          <w:b/>
+        </w:rPr>
+        <w:t>EVIDENCE</w:t>
+      </w:r>
+      <w:r>
+        <w:rPr>
+          <w:b/>
+        </w:rPr>
+        <w:t xml:space="preserve"> LAB</w:t>
       </w:r>
     </w:p>
     <w:p>
@@ -2351,7 +4069,13 @@
       </w:r>
     </w:p>
     <w:p>
-      <w:r>
+      <w:pPr>
+        <w:spacing w:line="336" w:lineRule="auto" w:after="180"/>
+      </w:pPr>
+      <w:r>
+        <w:rPr>
+          <w:b w:val="0"/>
+        </w:rPr>
         <w:t>Keep the test conditions fixed, record every result, and change only one planned factor.</w:t>
       </w:r>
     </w:p>
@@ -2392,27 +4116,86 @@
       </w:r>
     </w:p>
     <w:p>
-      <w:r>
-        <w:t>1.  Write the hypothesis and expected evidence before running.</w:t>
-      </w:r>
-    </w:p>
-    <w:p>
-      <w:r>
-        <w:t>2.  Complexity Trial: fit paper trees of increasing depth, plot train/validation results, and identify the first clear overfit pattern.</w:t>
-      </w:r>
-    </w:p>
-    <w:p>
-      <w:r>
+      <w:pPr>
+        <w:spacing w:line="336" w:lineRule="auto" w:after="180"/>
+        <w:shd w:fill="F4F9FC"/>
+      </w:pPr>
+      <w:r>
+        <w:rPr>
+          <w:b w:val="0"/>
+        </w:rPr>
+        <w:t xml:space="preserve">1.  Write the hypothesis and expected </w:t>
+      </w:r>
+      <w:r>
+        <w:rPr>
+          <w:b/>
+        </w:rPr>
+        <w:t>evidence</w:t>
+      </w:r>
+      <w:r>
+        <w:rPr>
+          <w:b w:val="0"/>
+        </w:rPr>
+        <w:t xml:space="preserve"> before running.</w:t>
+      </w:r>
+    </w:p>
+    <w:p>
+      <w:pPr>
+        <w:spacing w:line="336" w:lineRule="auto" w:after="180"/>
+        <w:shd w:fill="F4F9FC"/>
+      </w:pPr>
+      <w:r>
+        <w:rPr>
+          <w:b w:val="0"/>
+        </w:rPr>
+        <w:t xml:space="preserve">2.  </w:t>
+      </w:r>
+      <w:r>
+        <w:rPr>
+          <w:b/>
+        </w:rPr>
+        <w:t>Complexity</w:t>
+      </w:r>
+      <w:r>
+        <w:rPr>
+          <w:b w:val="0"/>
+        </w:rPr>
+        <w:t xml:space="preserve"> Trial: fit paper trees of increasing depth, plot train/validation results, and identify the first clear overfit pattern.</w:t>
+      </w:r>
+    </w:p>
+    <w:p>
+      <w:pPr>
+        <w:spacing w:line="336" w:lineRule="auto" w:after="180"/>
+        <w:shd w:fill="F4F9FC"/>
+      </w:pPr>
+      <w:r>
+        <w:rPr>
+          <w:b w:val="0"/>
+        </w:rPr>
         <w:t>3.  Run one normal, one boundary, one missing, and one shifted case.</w:t>
       </w:r>
     </w:p>
     <w:p>
-      <w:r>
+      <w:pPr>
+        <w:spacing w:line="336" w:lineRule="auto" w:after="180"/>
+        <w:shd w:fill="F4F9FC"/>
+      </w:pPr>
+      <w:r>
+        <w:rPr>
+          <w:b w:val="0"/>
+        </w:rPr>
         <w:t>4.  Calculate the metric from raw counts or row-level errors.</w:t>
       </w:r>
     </w:p>
     <w:p>
-      <w:r>
+      <w:pPr>
+        <w:spacing w:line="336" w:lineRule="auto" w:after="180"/>
+        <w:shd w:fill="F4F9FC"/>
+      </w:pPr>
+      <w:r>
+        <w:rPr>
+          <w:b w:val="0"/>
+        </w:rPr>
         <w:t>5.  Interpret what changed, what did not, and what remains unsafe or unknown.</w:t>
       </w:r>
     </w:p>
@@ -2670,7 +4453,13 @@
       </w:r>
     </w:p>
     <w:p>
-      <w:r>
+      <w:pPr>
+        <w:spacing w:line="336" w:lineRule="auto" w:after="180"/>
+      </w:pPr>
+      <w:r>
+        <w:rPr>
+          <w:b w:val="0"/>
+        </w:rPr>
         <w:t>Before trying: what do I expect, and why? While trying: which step could first go wrong? Afterwards: what did I actually observe, and what should change? Keep “not run” if you only traced the procedure.</w:t>
       </w:r>
     </w:p>
@@ -2684,6 +4473,17 @@
     </w:p>
     <w:p>
       <w:r>
+        <w:t>Move from recall to tracing, diagnosis and transfer in Overfitting. Explain why each step is justified.</w:t>
+      </w:r>
+    </w:p>
+    <w:p>
+      <w:pPr>
+        <w:spacing w:line="336" w:lineRule="auto" w:after="180"/>
+      </w:pPr>
+      <w:r>
+        <w:rPr>
+          <w:b/>
+        </w:rPr>
         <w:t>MASTERY</w:t>
       </w:r>
     </w:p>
@@ -2696,8 +4496,26 @@
       </w:r>
     </w:p>
     <w:p>
-      <w:r>
-        <w:t>Move upward only when you can produce evidence without copying the example.</w:t>
+      <w:pPr>
+        <w:spacing w:line="336" w:lineRule="auto" w:after="180"/>
+      </w:pPr>
+      <w:r>
+        <w:rPr>
+          <w:b w:val="0"/>
+        </w:rPr>
+        <w:t xml:space="preserve">Move upward only when you can produce </w:t>
+      </w:r>
+      <w:r>
+        <w:rPr>
+          <w:b/>
+        </w:rPr>
+        <w:t>evidence</w:t>
+      </w:r>
+      <w:r>
+        <w:rPr>
+          <w:b w:val="0"/>
+        </w:rPr>
+        <w:t xml:space="preserve"> without copying the example.</w:t>
       </w:r>
     </w:p>
     <w:p>
@@ -2737,42 +4555,179 @@
       </w:r>
     </w:p>
     <w:p>
-      <w:r>
-        <w:t>DEFINE  Use all four terms precisely: overfitting, complexity, generalization gap, regularization.</w:t>
-      </w:r>
-    </w:p>
-    <w:p>
-      <w:r>
-        <w:t>CALCULATE  Reproduce the worked evidence with units and denominator.</w:t>
-      </w:r>
-    </w:p>
-    <w:p>
-      <w:r>
+      <w:pPr>
+        <w:spacing w:line="336" w:lineRule="auto" w:after="180"/>
+      </w:pPr>
+      <w:r>
+        <w:rPr>
+          <w:b w:val="0"/>
+        </w:rPr>
+        <w:t xml:space="preserve">DEFINE  Use all four terms precisely: </w:t>
+      </w:r>
+      <w:r>
+        <w:rPr>
+          <w:b/>
+        </w:rPr>
+        <w:t>overfitting</w:t>
+      </w:r>
+      <w:r>
+        <w:rPr>
+          <w:b w:val="0"/>
+        </w:rPr>
+        <w:t xml:space="preserve">, </w:t>
+      </w:r>
+      <w:r>
+        <w:rPr>
+          <w:b/>
+        </w:rPr>
+        <w:t>complexity</w:t>
+      </w:r>
+      <w:r>
+        <w:rPr>
+          <w:b w:val="0"/>
+        </w:rPr>
+        <w:t xml:space="preserve">, </w:t>
+      </w:r>
+      <w:r>
+        <w:rPr>
+          <w:b/>
+        </w:rPr>
+        <w:t>generalization gap</w:t>
+      </w:r>
+      <w:r>
+        <w:rPr>
+          <w:b w:val="0"/>
+        </w:rPr>
+        <w:t xml:space="preserve">, </w:t>
+      </w:r>
+      <w:r>
+        <w:rPr>
+          <w:b/>
+        </w:rPr>
+        <w:t>regularization</w:t>
+      </w:r>
+      <w:r>
+        <w:rPr>
+          <w:b w:val="0"/>
+        </w:rPr>
+        <w:t>.</w:t>
+      </w:r>
+    </w:p>
+    <w:p>
+      <w:pPr>
+        <w:spacing w:line="336" w:lineRule="auto" w:after="180"/>
+      </w:pPr>
+      <w:r>
+        <w:rPr>
+          <w:b w:val="0"/>
+        </w:rPr>
+        <w:t xml:space="preserve">CALCULATE  Reproduce the worked </w:t>
+      </w:r>
+      <w:r>
+        <w:rPr>
+          <w:b/>
+        </w:rPr>
+        <w:t>evidence</w:t>
+      </w:r>
+      <w:r>
+        <w:rPr>
+          <w:b w:val="0"/>
+        </w:rPr>
+        <w:t xml:space="preserve"> with units and denominator.</w:t>
+      </w:r>
+    </w:p>
+    <w:p>
+      <w:pPr>
+        <w:spacing w:line="336" w:lineRule="auto" w:after="180"/>
+        <w:shd w:fill="F4F9FC"/>
+      </w:pPr>
+      <w:r>
+        <w:rPr>
+          <w:b w:val="0"/>
+        </w:rPr>
         <w:t>TRACE  Explain the data, code or decision path.</w:t>
       </w:r>
     </w:p>
     <w:p>
-      <w:r>
-        <w:t>DIAGNOSE  The model with the highest training accuracy is the best model.</w:t>
-      </w:r>
-    </w:p>
-    <w:p>
-      <w:r>
+      <w:pPr>
+        <w:spacing w:line="336" w:lineRule="auto" w:after="180"/>
+        <w:shd w:fill="F4F9FC"/>
+      </w:pPr>
+      <w:r>
+        <w:rPr>
+          <w:b w:val="0"/>
+        </w:rPr>
+        <w:t xml:space="preserve">DIAGNOSE  The model with the highest </w:t>
+      </w:r>
+      <w:r>
+        <w:rPr>
+          <w:b/>
+        </w:rPr>
+        <w:t>training</w:t>
+      </w:r>
+      <w:r>
+        <w:rPr>
+          <w:b w:val="0"/>
+        </w:rPr>
+        <w:t xml:space="preserve"> accuracy is the best model.</w:t>
+      </w:r>
+    </w:p>
+    <w:p>
+      <w:pPr>
+        <w:spacing w:line="336" w:lineRule="auto" w:after="180"/>
+        <w:shd w:fill="F4F9FC"/>
+      </w:pPr>
+      <w:r>
+        <w:rPr>
+          <w:b w:val="0"/>
+        </w:rPr>
         <w:t>TRANSFER  Solve a fresh dataset or model case.</w:t>
       </w:r>
     </w:p>
     <w:p>
-      <w:r>
-        <w:t>IMPROVE  Change one cause and rerun fixed evidence.</w:t>
-      </w:r>
-    </w:p>
-    <w:p>
-      <w:r>
+      <w:pPr>
+        <w:spacing w:line="336" w:lineRule="auto" w:after="180"/>
+      </w:pPr>
+      <w:r>
+        <w:rPr>
+          <w:b w:val="0"/>
+        </w:rPr>
+        <w:t xml:space="preserve">IMPROVE  Change one cause and rerun fixed </w:t>
+      </w:r>
+      <w:r>
+        <w:rPr>
+          <w:b/>
+        </w:rPr>
+        <w:t>evidence</w:t>
+      </w:r>
+      <w:r>
+        <w:rPr>
+          <w:b w:val="0"/>
+        </w:rPr>
+        <w:t>.</w:t>
+      </w:r>
+    </w:p>
+    <w:p>
+      <w:pPr>
+        <w:spacing w:line="336" w:lineRule="auto" w:after="180"/>
+        <w:shd w:fill="F4F9FC"/>
+      </w:pPr>
+      <w:r>
+        <w:rPr>
+          <w:b w:val="0"/>
+        </w:rPr>
         <w:t>DEFEND  State intended use, metric, limitation, and human responsibility.</w:t>
       </w:r>
     </w:p>
     <w:p>
-      <w:r>
+      <w:pPr>
+        <w:spacing w:line="336" w:lineRule="auto" w:after="180"/>
+        <w:shd w:fill="F1F6F8"/>
+      </w:pPr>
+      <w:r>
+        <w:rPr>
+          <w:b w:val="0"/>
+        </w:rPr>
         <w:t>MASTERY RULE  A coached calculation becomes mastery only after a different case is completed independently.</w:t>
       </w:r>
     </w:p>
@@ -2786,6 +4741,17 @@
     </w:p>
     <w:p>
       <w:r>
+        <w:t>Apply this week’s idea to Responsible Plant Classifier. Keep an annotated decision and the evidence supporting it.</w:t>
+      </w:r>
+    </w:p>
+    <w:p>
+      <w:pPr>
+        <w:spacing w:line="336" w:lineRule="auto" w:after="180"/>
+      </w:pPr>
+      <w:r>
+        <w:rPr>
+          <w:b/>
+        </w:rPr>
         <w:t>CUMULATIVE PROJECT</w:t>
       </w:r>
     </w:p>
@@ -2798,8 +4764,26 @@
       </w:r>
     </w:p>
     <w:p>
-      <w:r>
-        <w:t>Every week adds one reviewable artifact to the same evidence-based capstone.</w:t>
+      <w:pPr>
+        <w:spacing w:line="336" w:lineRule="auto" w:after="180"/>
+      </w:pPr>
+      <w:r>
+        <w:rPr>
+          <w:b w:val="0"/>
+        </w:rPr>
+        <w:t xml:space="preserve">Every week adds one reviewable artifact to the same </w:t>
+      </w:r>
+      <w:r>
+        <w:rPr>
+          <w:b/>
+        </w:rPr>
+        <w:t>evidence</w:t>
+      </w:r>
+      <w:r>
+        <w:rPr>
+          <w:b w:val="0"/>
+        </w:rPr>
+        <w:t>-based capstone.</w:t>
       </w:r>
     </w:p>
     <w:p>
@@ -2839,43 +4823,122 @@
       </w:r>
     </w:p>
     <w:p>
-      <w:r>
-        <w:t>THIS WEEK'S CHECKPOINT  Check Plant Classifier train-validation gaps and limit complexity before final test release.</w:t>
-      </w:r>
-    </w:p>
-    <w:p>
-      <w:r>
+      <w:pPr>
+        <w:spacing w:line="336" w:lineRule="auto" w:after="180"/>
+        <w:shd w:fill="EDF7F3"/>
+      </w:pPr>
+      <w:r>
+        <w:rPr>
+          <w:b w:val="0"/>
+        </w:rPr>
+        <w:t xml:space="preserve">THIS WEEK'S CHECKPOINT  Check Plant Classifier train-validation gaps and limit </w:t>
+      </w:r>
+      <w:r>
+        <w:rPr>
+          <w:b/>
+        </w:rPr>
+        <w:t>complexity</w:t>
+      </w:r>
+      <w:r>
+        <w:rPr>
+          <w:b w:val="0"/>
+        </w:rPr>
+        <w:t xml:space="preserve"> before final test release.</w:t>
+      </w:r>
+    </w:p>
+    <w:p>
+      <w:pPr>
+        <w:spacing w:line="336" w:lineRule="auto" w:after="180"/>
+        <w:shd w:fill="F5F1FB"/>
+      </w:pPr>
+      <w:r>
+        <w:rPr>
+          <w:b w:val="0"/>
+        </w:rPr>
         <w:t>Which requirement or risk does this artifact address?</w:t>
       </w:r>
     </w:p>
     <w:p>
-      <w:r>
+      <w:pPr>
+        <w:spacing w:line="336" w:lineRule="auto" w:after="180"/>
+        <w:shd w:fill="F5F1FB"/>
+      </w:pPr>
+      <w:r>
+        <w:rPr>
+          <w:b w:val="0"/>
+        </w:rPr>
         <w:t>Which dataset, split, code, and metric version does it use?</w:t>
       </w:r>
     </w:p>
     <w:p>
-      <w:r>
+      <w:pPr>
+        <w:spacing w:line="336" w:lineRule="auto" w:after="180"/>
+        <w:shd w:fill="F5F1FB"/>
+      </w:pPr>
+      <w:r>
+        <w:rPr>
+          <w:b w:val="0"/>
+        </w:rPr>
         <w:t>What normal and shifted cases were tested?</w:t>
       </w:r>
     </w:p>
     <w:p>
-      <w:r>
+      <w:pPr>
+        <w:spacing w:line="336" w:lineRule="auto" w:after="180"/>
+        <w:shd w:fill="F5F1FB"/>
+      </w:pPr>
+      <w:r>
+        <w:rPr>
+          <w:b w:val="0"/>
+        </w:rPr>
         <w:t>What remains uncertain or weak?</w:t>
       </w:r>
     </w:p>
     <w:p>
-      <w:r>
+      <w:pPr>
+        <w:spacing w:line="336" w:lineRule="auto" w:after="180"/>
+        <w:shd w:fill="F5F1FB"/>
+      </w:pPr>
+      <w:r>
+        <w:rPr>
+          <w:b w:val="0"/>
+        </w:rPr>
         <w:t>What decision still belongs to a teacher or qualified human?</w:t>
       </w:r>
     </w:p>
     <w:p>
-      <w:r>
+      <w:pPr>
+        <w:spacing w:line="336" w:lineRule="auto" w:after="180"/>
+        <w:shd w:fill="FFF5E6"/>
+      </w:pPr>
+      <w:r>
+        <w:rPr>
+          <w:b w:val="0"/>
+        </w:rPr>
         <w:t>RESPONSIBLE RELEASE  Never use this classroom prototype for medical, pesticide, agricultural, or other consequential decisions.</w:t>
       </w:r>
     </w:p>
     <w:p>
-      <w:r>
-        <w:t>My evidence-linked project decision:</w:t>
+      <w:pPr>
+        <w:spacing w:line="336" w:lineRule="auto" w:after="180"/>
+      </w:pPr>
+      <w:r>
+        <w:rPr>
+          <w:b w:val="0"/>
+        </w:rPr>
+        <w:t xml:space="preserve">My </w:t>
+      </w:r>
+      <w:r>
+        <w:rPr>
+          <w:b/>
+        </w:rPr>
+        <w:t>evidence</w:t>
+      </w:r>
+      <w:r>
+        <w:rPr>
+          <w:b w:val="0"/>
+        </w:rPr>
+        <w:t>-linked project decision:</w:t>
       </w:r>
     </w:p>
     <w:p>
@@ -2887,8 +4950,37 @@
       </w:r>
     </w:p>
     <w:p>
-      <w:r>
-        <w:t>For your Responsible Plant Classifier, save the input, procedure, observed result and limitation of this check. Label this worked example as practice; use a different, previously unreviewed case when checking independent understanding.</w:t>
+      <w:pPr>
+        <w:spacing w:line="336" w:lineRule="auto" w:after="180"/>
+      </w:pPr>
+      <w:r>
+        <w:rPr>
+          <w:b w:val="0"/>
+        </w:rPr>
+        <w:t xml:space="preserve">For your Responsible Plant Classifier, save the </w:t>
+      </w:r>
+      <w:r>
+        <w:rPr>
+          <w:b/>
+        </w:rPr>
+        <w:t>input</w:t>
+      </w:r>
+      <w:r>
+        <w:rPr>
+          <w:b w:val="0"/>
+        </w:rPr>
+        <w:t>, procedure, observed result and limitation of this check.</w:t>
+      </w:r>
+    </w:p>
+    <w:p>
+      <w:pPr>
+        <w:spacing w:line="336" w:lineRule="auto" w:after="180"/>
+      </w:pPr>
+      <w:r>
+        <w:rPr>
+          <w:b w:val="0"/>
+        </w:rPr>
+        <w:t>Label this worked example as practice; use a different, previously unreviewed case when checking independent understanding.</w:t>
       </w:r>
     </w:p>
     <w:p>
@@ -2901,6 +4993,17 @@
     </w:p>
     <w:p>
       <w:r>
+        <w:t>Use a genuinely new case for independent evidence. Previously discussed examples remain practice; use the separately named independent case before feedback.</w:t>
+      </w:r>
+    </w:p>
+    <w:p>
+      <w:pPr>
+        <w:spacing w:line="336" w:lineRule="auto" w:after="180"/>
+      </w:pPr>
+      <w:r>
+        <w:rPr>
+          <w:b/>
+        </w:rPr>
         <w:t>INDEPENDENT PROOF</w:t>
       </w:r>
     </w:p>
@@ -2913,7 +5016,13 @@
       </w:r>
     </w:p>
     <w:p>
-      <w:r>
+      <w:pPr>
+        <w:spacing w:line="336" w:lineRule="auto" w:after="180"/>
+      </w:pPr>
+      <w:r>
+        <w:rPr>
+          <w:b w:val="0"/>
+        </w:rPr>
         <w:t>Complete this with a fresh case after guided practice and compare it with the mastery criteria.</w:t>
       </w:r>
     </w:p>
@@ -2954,48 +5063,156 @@
       </w:r>
     </w:p>
     <w:p>
-      <w:r>
-        <w:t>REQUIRED PROOF  Compare simple and complex models using train and validation evidence.</w:t>
-      </w:r>
-    </w:p>
-    <w:p>
-      <w:r>
+      <w:pPr>
+        <w:pStyle w:val="Heading3"/>
+      </w:pPr>
+      <w:r>
+        <w:t>What success looks like</w:t>
+      </w:r>
+    </w:p>
+    <w:p>
+      <w:pPr>
+        <w:spacing w:line="336" w:lineRule="auto" w:after="180"/>
+        <w:shd w:fill="EDF7F3"/>
+      </w:pPr>
+      <w:r>
+        <w:rPr>
+          <w:b w:val="0"/>
+        </w:rPr>
+        <w:t xml:space="preserve">REQUIRED PROOF  Compare simple and complex models using train and validation </w:t>
+      </w:r>
+      <w:r>
+        <w:rPr>
+          <w:b/>
+        </w:rPr>
+        <w:t>evidence</w:t>
+      </w:r>
+      <w:r>
+        <w:rPr>
+          <w:b w:val="0"/>
+        </w:rPr>
+        <w:t>.</w:t>
+      </w:r>
+    </w:p>
+    <w:p>
+      <w:pPr>
+        <w:spacing w:line="336" w:lineRule="auto" w:after="180"/>
+      </w:pPr>
+      <w:r>
+        <w:rPr>
+          <w:b w:val="0"/>
+        </w:rPr>
         <w:t>□ Define the task, feature/target roles, and intended-use boundary.</w:t>
       </w:r>
     </w:p>
     <w:p>
-      <w:r>
+      <w:pPr>
+        <w:spacing w:line="336" w:lineRule="auto" w:after="180"/>
+      </w:pPr>
+      <w:r>
+        <w:rPr>
+          <w:b w:val="0"/>
+        </w:rPr>
         <w:t>□ Show the calculation, code trace, or experiment record.</w:t>
       </w:r>
     </w:p>
     <w:p>
-      <w:r>
+      <w:pPr>
+        <w:spacing w:line="336" w:lineRule="auto" w:after="180"/>
+      </w:pPr>
+      <w:r>
+        <w:rPr>
+          <w:b w:val="0"/>
+        </w:rPr>
         <w:t>□ Test a normal case and one revealing boundary, missing, or shifted case.</w:t>
       </w:r>
     </w:p>
     <w:p>
-      <w:r>
+      <w:pPr>
+        <w:spacing w:line="336" w:lineRule="auto" w:after="180"/>
+      </w:pPr>
+      <w:r>
+        <w:rPr>
+          <w:b w:val="0"/>
+        </w:rPr>
         <w:t>□ Diagnose one failure without changing several factors at once.</w:t>
       </w:r>
     </w:p>
     <w:p>
-      <w:r>
+      <w:pPr>
+        <w:spacing w:line="336" w:lineRule="auto" w:after="180"/>
+      </w:pPr>
+      <w:r>
+        <w:rPr>
+          <w:b w:val="0"/>
+        </w:rPr>
         <w:t>□ Name a limitation, fairness concern, and the human-review action.</w:t>
       </w:r>
     </w:p>
     <w:p>
-      <w:r>
-        <w:t>Independent evidence and defense:</w:t>
-      </w:r>
-    </w:p>
-    <w:p>
-      <w:r>
+      <w:pPr>
+        <w:spacing w:line="336" w:lineRule="auto" w:after="180"/>
+      </w:pPr>
+      <w:r>
+        <w:rPr>
+          <w:b w:val="0"/>
+        </w:rPr>
+        <w:t xml:space="preserve">Independent </w:t>
+      </w:r>
+      <w:r>
+        <w:rPr>
+          <w:b/>
+        </w:rPr>
+        <w:t>evidence</w:t>
+      </w:r>
+      <w:r>
+        <w:rPr>
+          <w:b w:val="0"/>
+        </w:rPr>
+        <w:t xml:space="preserve"> and defense:</w:t>
+      </w:r>
+    </w:p>
+    <w:p>
+      <w:pPr>
+        <w:spacing w:line="336" w:lineRule="auto" w:after="180"/>
+      </w:pPr>
+      <w:r>
+        <w:rPr>
+          <w:b w:val="0"/>
+        </w:rPr>
         <w:t>My level:  □ Not yet  □ With one hint  □ Independently  □ I can teach and defend it</w:t>
       </w:r>
     </w:p>
     <w:p>
-      <w:r>
-        <w:t>NEXT BRIDGE  Carry the experiment evidence into: Learning Curves.</w:t>
+      <w:pPr>
+        <w:pStyle w:val="Heading3"/>
+      </w:pPr>
+      <w:r>
+        <w:t>Connect to the next lesson</w:t>
+      </w:r>
+    </w:p>
+    <w:p>
+      <w:pPr>
+        <w:spacing w:line="336" w:lineRule="auto" w:after="180"/>
+        <w:shd w:fill="F1F6F8"/>
+      </w:pPr>
+      <w:r>
+        <w:rPr>
+          <w:b w:val="0"/>
+        </w:rPr>
+        <w:t xml:space="preserve">NEXT BRIDGE  Carry the experiment </w:t>
+      </w:r>
+      <w:r>
+        <w:rPr>
+          <w:b/>
+        </w:rPr>
+        <w:t>evidence</w:t>
+      </w:r>
+      <w:r>
+        <w:rPr>
+          <w:b w:val="0"/>
+        </w:rPr>
+        <w:t xml:space="preserve"> into: Learning Curves.</w:t>
       </w:r>
     </w:p>
     <w:p>
@@ -3007,6 +5224,11 @@
       </w:r>
     </w:p>
     <w:p>
+      <w:r>
+        <w:t>Revisit the complete Overfitting case for supported practice. Repeated examples do not become fresh assessments.</w:t>
+      </w:r>
+    </w:p>
+    <w:p>
       <w:pPr>
         <w:pStyle w:val="Heading3"/>
       </w:pPr>
@@ -3015,7 +5237,13 @@
       </w:r>
     </w:p>
     <w:p>
-      <w:r>
+      <w:pPr>
+        <w:spacing w:line="336" w:lineRule="auto" w:after="180"/>
+      </w:pPr>
+      <w:r>
+        <w:rPr>
+          <w:b w:val="0"/>
+        </w:rPr>
         <w:t>Use the supplied details to practise the weekly concept before attempting the independent question. This case extends the illustrated lesson.</w:t>
       </w:r>
     </w:p>
@@ -3028,8 +5256,38 @@
       </w:r>
     </w:p>
     <w:p>
-      <w:r>
-        <w:t>A scores100% train,60% validation; B scores85%,80% on the same sets.</w:t>
+      <w:pPr>
+        <w:spacing w:line="336" w:lineRule="auto" w:after="180"/>
+      </w:pPr>
+      <w:r>
+        <w:rPr>
+          <w:b w:val="0"/>
+        </w:rPr>
+        <w:t>A scores100% train,</w:t>
+      </w:r>
+      <w:r>
+        <w:rPr>
+          <w:b/>
+        </w:rPr>
+        <w:t>60%</w:t>
+      </w:r>
+      <w:r>
+        <w:rPr>
+          <w:b w:val="0"/>
+        </w:rPr>
+        <w:t xml:space="preserve"> validation; B scores85%,</w:t>
+      </w:r>
+      <w:r>
+        <w:rPr>
+          <w:b/>
+        </w:rPr>
+        <w:t>80%</w:t>
+      </w:r>
+      <w:r>
+        <w:rPr>
+          <w:b w:val="0"/>
+        </w:rPr>
+        <w:t xml:space="preserve"> on the same sets.</w:t>
       </w:r>
     </w:p>
     <w:p>
@@ -3041,7 +5299,13 @@
       </w:r>
     </w:p>
     <w:p>
-      <w:r>
+      <w:pPr>
+        <w:spacing w:line="336" w:lineRule="auto" w:after="180"/>
+      </w:pPr>
+      <w:r>
+        <w:rPr>
+          <w:b w:val="0"/>
+        </w:rPr>
         <w:t>Compute gaps and select by validation accuracy.</w:t>
       </w:r>
     </w:p>
@@ -3054,8 +5318,26 @@
       </w:r>
     </w:p>
     <w:p>
-      <w:r>
-        <w:t>A gap40 percentage points; B gap5. B has better shared validation accuracy. A suggests overfitting, but investigate distribution differences too.</w:t>
+      <w:pPr>
+        <w:spacing w:line="336" w:lineRule="auto" w:after="180"/>
+      </w:pPr>
+      <w:r>
+        <w:rPr>
+          <w:b w:val="0"/>
+        </w:rPr>
+        <w:t xml:space="preserve">A gap40 percentage points; B gap5. B has better shared validation accuracy. A suggests </w:t>
+      </w:r>
+      <w:r>
+        <w:rPr>
+          <w:b/>
+        </w:rPr>
+        <w:t>overfitting</w:t>
+      </w:r>
+      <w:r>
+        <w:rPr>
+          <w:b w:val="0"/>
+        </w:rPr>
+        <w:t>, but investigate distribution differences too.</w:t>
       </w:r>
     </w:p>
     <w:p>
@@ -3067,7 +5349,14 @@
       </w:r>
     </w:p>
     <w:p>
-      <w:r>
+      <w:pPr>
+        <w:spacing w:line="336" w:lineRule="auto" w:after="180"/>
+        <w:shd w:fill="F5F1FB"/>
+      </w:pPr>
+      <w:r>
+        <w:rPr>
+          <w:b w:val="0"/>
+        </w:rPr>
         <w:t>Which detail supports the answer, and why does it matter?</w:t>
       </w:r>
     </w:p>
@@ -3245,18 +5534,72 @@
       </w:tr>
     </w:tbl>
     <w:p>
-      <w:r>
-        <w:t>A scores100% train,60% validation; B scores85%,80% on the same sets.</w:t>
-      </w:r>
-    </w:p>
-    <w:p>
-      <w:r>
+      <w:pPr>
+        <w:spacing w:line="336" w:lineRule="auto" w:after="180"/>
+      </w:pPr>
+      <w:r>
+        <w:rPr>
+          <w:b w:val="0"/>
+        </w:rPr>
+        <w:t>A scores100% train,</w:t>
+      </w:r>
+      <w:r>
+        <w:rPr>
+          <w:b/>
+        </w:rPr>
+        <w:t>60%</w:t>
+      </w:r>
+      <w:r>
+        <w:rPr>
+          <w:b w:val="0"/>
+        </w:rPr>
+        <w:t xml:space="preserve"> validation; B scores85%,</w:t>
+      </w:r>
+      <w:r>
+        <w:rPr>
+          <w:b/>
+        </w:rPr>
+        <w:t>80%</w:t>
+      </w:r>
+      <w:r>
+        <w:rPr>
+          <w:b w:val="0"/>
+        </w:rPr>
+        <w:t xml:space="preserve"> on the same sets.</w:t>
+      </w:r>
+    </w:p>
+    <w:p>
+      <w:pPr>
+        <w:spacing w:line="336" w:lineRule="auto" w:after="180"/>
+      </w:pPr>
+      <w:r>
+        <w:rPr>
+          <w:b w:val="0"/>
+        </w:rPr>
         <w:t>Compute gaps and select by validation accuracy.</w:t>
       </w:r>
     </w:p>
     <w:p>
-      <w:r>
-        <w:t>A gap40 percentage points; B gap5. B has better shared validation accuracy. A suggests overfitting, but investigate distribution differences too.</w:t>
+      <w:pPr>
+        <w:spacing w:line="336" w:lineRule="auto" w:after="180"/>
+      </w:pPr>
+      <w:r>
+        <w:rPr>
+          <w:b w:val="0"/>
+        </w:rPr>
+        <w:t xml:space="preserve">A gap40 percentage points; B gap5. B has better shared validation accuracy. A suggests </w:t>
+      </w:r>
+      <w:r>
+        <w:rPr>
+          <w:b/>
+        </w:rPr>
+        <w:t>overfitting</w:t>
+      </w:r>
+      <w:r>
+        <w:rPr>
+          <w:b w:val="0"/>
+        </w:rPr>
+        <w:t>, but investigate distribution differences too.</w:t>
       </w:r>
     </w:p>
     <w:p>
@@ -3268,6 +5611,11 @@
       </w:r>
     </w:p>
     <w:p>
+      <w:r>
+        <w:t>Attempt the reserved new case before feedback. Record support; the earlier examples below remain additional practice.</w:t>
+      </w:r>
+    </w:p>
+    <w:p>
       <w:pPr>
         <w:pStyle w:val="Heading3"/>
       </w:pPr>
@@ -3276,8 +5624,38 @@
       </w:r>
     </w:p>
     <w:p>
-      <w:r>
-        <w:t>Model A training96%, validation62%; model B training88%, validation79%. Compare gaps and choose a development candidate, assuming the same valid evaluation conditions.</w:t>
+      <w:pPr>
+        <w:spacing w:line="336" w:lineRule="auto" w:after="180"/>
+      </w:pPr>
+      <w:r>
+        <w:rPr>
+          <w:b w:val="0"/>
+        </w:rPr>
+        <w:t xml:space="preserve">Model A </w:t>
+      </w:r>
+      <w:r>
+        <w:rPr>
+          <w:b/>
+        </w:rPr>
+        <w:t>training</w:t>
+      </w:r>
+      <w:r>
+        <w:rPr>
+          <w:b w:val="0"/>
+        </w:rPr>
+        <w:t xml:space="preserve">96%, validation62%; model B </w:t>
+      </w:r>
+      <w:r>
+        <w:rPr>
+          <w:b/>
+        </w:rPr>
+        <w:t>training</w:t>
+      </w:r>
+      <w:r>
+        <w:rPr>
+          <w:b w:val="0"/>
+        </w:rPr>
+        <w:t>88%, validation79%. Compare gaps and choose a development candidate, assuming the same valid evaluation conditions.</w:t>
       </w:r>
     </w:p>
     <w:p>
@@ -3324,7 +5702,13 @@
       </w:r>
     </w:p>
     <w:p>
-      <w:r>
+      <w:pPr>
+        <w:spacing w:line="336" w:lineRule="auto" w:after="180"/>
+      </w:pPr>
+      <w:r>
+        <w:rPr>
+          <w:b w:val="0"/>
+        </w:rPr>
         <w:t>Attempt this case before feedback. Record any help. Earlier examples below are further practice; a case already practised with feedback cannot establish fresh transfer.</w:t>
       </w:r>
     </w:p>
@@ -3337,18 +5721,78 @@
       </w:r>
     </w:p>
     <w:p>
-      <w:r>
+      <w:pPr>
+        <w:spacing w:line="336" w:lineRule="auto" w:after="180"/>
+      </w:pPr>
+      <w:r>
+        <w:rPr>
+          <w:b w:val="0"/>
+        </w:rPr>
         <w:t>Close the worked explanation. Apply the idea to this different question without copying.</w:t>
       </w:r>
     </w:p>
     <w:p>
-      <w:r>
-        <w:t>Model A has training accuracy 99% and validation accuracy 70%; B has 88% and 84%. Compute each gap and discuss the evidence.</w:t>
-      </w:r>
-    </w:p>
-    <w:p>
-      <w:r>
-        <w:t>My answer, with a trace, calculation or supporting evidence</w:t>
+      <w:pPr>
+        <w:spacing w:line="336" w:lineRule="auto" w:after="180"/>
+      </w:pPr>
+      <w:r>
+        <w:rPr>
+          <w:b w:val="0"/>
+        </w:rPr>
+        <w:t xml:space="preserve">Model A has </w:t>
+      </w:r>
+      <w:r>
+        <w:rPr>
+          <w:b/>
+        </w:rPr>
+        <w:t>training</w:t>
+      </w:r>
+      <w:r>
+        <w:rPr>
+          <w:b w:val="0"/>
+        </w:rPr>
+        <w:t xml:space="preserve"> accuracy 99% and validation accuracy </w:t>
+      </w:r>
+      <w:r>
+        <w:rPr>
+          <w:b/>
+        </w:rPr>
+        <w:t>70%</w:t>
+      </w:r>
+      <w:r>
+        <w:rPr>
+          <w:b w:val="0"/>
+        </w:rPr>
+        <w:t xml:space="preserve">; B has 88% and 84%. Compute each gap and discuss the </w:t>
+      </w:r>
+      <w:r>
+        <w:rPr>
+          <w:b/>
+        </w:rPr>
+        <w:t>evidence</w:t>
+      </w:r>
+      <w:r>
+        <w:rPr>
+          <w:b w:val="0"/>
+        </w:rPr>
+        <w:t>.</w:t>
+      </w:r>
+    </w:p>
+    <w:p>
+      <w:pPr>
+        <w:spacing w:line="336" w:lineRule="auto" w:after="180"/>
+      </w:pPr>
+      <w:r>
+        <w:rPr>
+          <w:b w:val="0"/>
+        </w:rPr>
+        <w:t xml:space="preserve">My answer, with a trace, calculation or supporting </w:t>
+      </w:r>
+      <w:r>
+        <w:rPr>
+          <w:b/>
+        </w:rPr>
+        <w:t>evidence</w:t>
       </w:r>
     </w:p>
     <w:p>
@@ -3393,13 +5837,37 @@
       </w:r>
     </w:p>
     <w:p>
-      <w:r>
+      <w:pPr>
+        <w:spacing w:line="336" w:lineRule="auto" w:after="180"/>
+      </w:pPr>
+      <w:r>
+        <w:rPr>
+          <w:b w:val="0"/>
+        </w:rPr>
         <w:t>Change one relevant detail. Predict the result before testing. Include a boundary or missing-information case when it helps reveal a limit.</w:t>
       </w:r>
     </w:p>
     <w:p>
-      <w:r>
-        <w:t>My changed input and expected result</w:t>
+      <w:pPr>
+        <w:spacing w:line="336" w:lineRule="auto" w:after="180"/>
+      </w:pPr>
+      <w:r>
+        <w:rPr>
+          <w:b w:val="0"/>
+        </w:rPr>
+        <w:t xml:space="preserve">My changed </w:t>
+      </w:r>
+      <w:r>
+        <w:rPr>
+          <w:b/>
+        </w:rPr>
+        <w:t>input</w:t>
+      </w:r>
+      <w:r>
+        <w:rPr>
+          <w:b w:val="0"/>
+        </w:rPr>
+        <w:t xml:space="preserve"> and expected result</w:t>
       </w:r>
     </w:p>
     <w:p>
@@ -3444,13 +5912,49 @@
       </w:r>
     </w:p>
     <w:p>
-      <w:r>
-        <w:t>Check Plant Classifier train-validation gaps and limit complexity before final test release.</w:t>
-      </w:r>
-    </w:p>
-    <w:p>
-      <w:r>
-        <w:t>The evidence I will keep</w:t>
+      <w:pPr>
+        <w:spacing w:line="336" w:lineRule="auto" w:after="180"/>
+      </w:pPr>
+      <w:r>
+        <w:rPr>
+          <w:b w:val="0"/>
+        </w:rPr>
+        <w:t xml:space="preserve">Check Plant Classifier train-validation gaps and limit </w:t>
+      </w:r>
+      <w:r>
+        <w:rPr>
+          <w:b/>
+        </w:rPr>
+        <w:t>complexity</w:t>
+      </w:r>
+      <w:r>
+        <w:rPr>
+          <w:b w:val="0"/>
+        </w:rPr>
+        <w:t xml:space="preserve"> before final test release.</w:t>
+      </w:r>
+    </w:p>
+    <w:p>
+      <w:pPr>
+        <w:spacing w:line="336" w:lineRule="auto" w:after="180"/>
+      </w:pPr>
+      <w:r>
+        <w:rPr>
+          <w:b w:val="0"/>
+        </w:rPr>
+        <w:t xml:space="preserve">The </w:t>
+      </w:r>
+      <w:r>
+        <w:rPr>
+          <w:b/>
+        </w:rPr>
+        <w:t>evidence</w:t>
+      </w:r>
+      <w:r>
+        <w:rPr>
+          <w:b w:val="0"/>
+        </w:rPr>
+        <w:t xml:space="preserve"> I will keep</w:t>
       </w:r>
     </w:p>
     <w:p>
@@ -3487,8 +5991,26 @@
       </w:r>
     </w:p>
     <w:p>
-      <w:r>
-        <w:t>Your teacher has the independent answer and scoring criteria. Complete the matching workbook week to keep your practice evidence together.</w:t>
+      <w:pPr>
+        <w:spacing w:line="336" w:lineRule="auto" w:after="180"/>
+      </w:pPr>
+      <w:r>
+        <w:rPr>
+          <w:b w:val="0"/>
+        </w:rPr>
+        <w:t xml:space="preserve">Your teacher has the independent answer and scoring criteria. Complete the matching workbook week to keep your practice </w:t>
+      </w:r>
+      <w:r>
+        <w:rPr>
+          <w:b/>
+        </w:rPr>
+        <w:t>evidence</w:t>
+      </w:r>
+      <w:r>
+        <w:rPr>
+          <w:b w:val="0"/>
+        </w:rPr>
+        <w:t xml:space="preserve"> together.</w:t>
       </w:r>
     </w:p>
     <w:p>
@@ -3500,8 +6022,38 @@
       </w:r>
     </w:p>
     <w:p>
-      <w:r>
-        <w:t>A has training 98%, validation 58%; B has training 86%, validation 81%. Compute gaps and select a candidate with a qualification.</w:t>
+      <w:pPr>
+        <w:spacing w:line="336" w:lineRule="auto" w:after="180"/>
+      </w:pPr>
+      <w:r>
+        <w:rPr>
+          <w:b w:val="0"/>
+        </w:rPr>
+        <w:t xml:space="preserve">A has </w:t>
+      </w:r>
+      <w:r>
+        <w:rPr>
+          <w:b/>
+        </w:rPr>
+        <w:t>training</w:t>
+      </w:r>
+      <w:r>
+        <w:rPr>
+          <w:b w:val="0"/>
+        </w:rPr>
+        <w:t xml:space="preserve"> 98%, validation 58%; B has </w:t>
+      </w:r>
+      <w:r>
+        <w:rPr>
+          <w:b/>
+        </w:rPr>
+        <w:t>training</w:t>
+      </w:r>
+      <w:r>
+        <w:rPr>
+          <w:b w:val="0"/>
+        </w:rPr>
+        <w:t xml:space="preserve"> 86%, validation 81%. Compute gaps and select a candidate with a qualification.</w:t>
       </w:r>
     </w:p>
     <w:p>
@@ -3556,8 +6108,25 @@
       </w:r>
     </w:p>
     <w:p>
-      <w:r>
-        <w:t>Attempt the independent case before hints. Record whether you worked alone, used a hint or followed a model. After feedback, fix the first unsupported step and explain why it changed. A later check uses a changed case, not a copied answer.</w:t>
+      <w:pPr>
+        <w:spacing w:line="336" w:lineRule="auto" w:after="180"/>
+      </w:pPr>
+      <w:r>
+        <w:rPr>
+          <w:b w:val="0"/>
+        </w:rPr>
+        <w:t>Attempt the independent case before hints. Record whether you worked alone, used a hint or followed a model. After feedback, fix the first unsupported step and explain why it changed.</w:t>
+      </w:r>
+    </w:p>
+    <w:p>
+      <w:pPr>
+        <w:spacing w:line="336" w:lineRule="auto" w:after="180"/>
+      </w:pPr>
+      <w:r>
+        <w:rPr>
+          <w:b w:val="0"/>
+        </w:rPr>
+        <w:t>A later check uses a changed case, not a copied answer.</w:t>
       </w:r>
     </w:p>
     <w:p>
@@ -3570,7 +6139,30 @@
     </w:p>
     <w:p>
       <w:r>
-        <w:t>Start with this question: See overfitting as a gap requiring investigation, not a label based only on model size.</w:t>
+        <w:t>Use this map to navigate Overfitting, connect the goals to tasks and keep one evidence record for each attempt.</w:t>
+      </w:r>
+    </w:p>
+    <w:p>
+      <w:pPr>
+        <w:spacing w:line="336" w:lineRule="auto" w:after="180"/>
+      </w:pPr>
+      <w:r>
+        <w:rPr>
+          <w:b w:val="0"/>
+        </w:rPr>
+        <w:t xml:space="preserve">Start with this question: See </w:t>
+      </w:r>
+      <w:r>
+        <w:rPr>
+          <w:b/>
+        </w:rPr>
+        <w:t>overfitting</w:t>
+      </w:r>
+      <w:r>
+        <w:rPr>
+          <w:b w:val="0"/>
+        </w:rPr>
+        <w:t xml:space="preserve"> as a gap requiring investigation, not a label based only on model size.</w:t>
       </w:r>
     </w:p>
     <w:tbl>
@@ -3676,13 +6268,61 @@
       </w:tr>
     </w:tbl>
     <w:p>
-      <w:r>
-        <w:t>Remember → watch and explain → try with help → investigate → try independently → keep project evidence. Your teacher may spread this lesson across several classes.</w:t>
-      </w:r>
-    </w:p>
-    <w:p>
-      <w:r>
-        <w:t>Keep your first prediction. Compare it with what the evidence shows and explain any change.</w:t>
+      <w:pPr>
+        <w:spacing w:line="336" w:lineRule="auto" w:after="180"/>
+      </w:pPr>
+      <w:r>
+        <w:rPr>
+          <w:b w:val="0"/>
+        </w:rPr>
+        <w:t xml:space="preserve">Remember → watch and explain → try with help → investigate → try independently → keep project </w:t>
+      </w:r>
+      <w:r>
+        <w:rPr>
+          <w:b/>
+        </w:rPr>
+        <w:t>evidence</w:t>
+      </w:r>
+      <w:r>
+        <w:rPr>
+          <w:b w:val="0"/>
+        </w:rPr>
+        <w:t>. Your teacher may spread this lesson across several classes.</w:t>
+      </w:r>
+    </w:p>
+    <w:p>
+      <w:pPr>
+        <w:spacing w:line="336" w:lineRule="auto" w:after="180"/>
+      </w:pPr>
+      <w:r>
+        <w:rPr>
+          <w:b w:val="0"/>
+        </w:rPr>
+        <w:t xml:space="preserve">Keep your first </w:t>
+      </w:r>
+      <w:r>
+        <w:rPr>
+          <w:b/>
+        </w:rPr>
+        <w:t>prediction</w:t>
+      </w:r>
+      <w:r>
+        <w:rPr>
+          <w:b w:val="0"/>
+        </w:rPr>
+        <w:t xml:space="preserve">. Compare it with what the </w:t>
+      </w:r>
+      <w:r>
+        <w:rPr>
+          <w:b/>
+        </w:rPr>
+        <w:t>evidence</w:t>
+      </w:r>
+      <w:r>
+        <w:rPr>
+          <w:b w:val="0"/>
+        </w:rPr>
+        <w:t xml:space="preserve"> shows and explain any change.</w:t>
       </w:r>
     </w:p>
     <w:p>
@@ -3695,7 +6335,48 @@
     </w:p>
     <w:p>
       <w:r>
-        <w:t>Close your notes. Explain this goal in your own words: Compare training and validation evidence for model capacity</w:t>
+        <w:t>Explain Overfitting without notes, identify a remaining question and plan a later check with a changed case.</w:t>
+      </w:r>
+    </w:p>
+    <w:p>
+      <w:pPr>
+        <w:spacing w:line="336" w:lineRule="auto" w:after="180"/>
+      </w:pPr>
+      <w:r>
+        <w:rPr>
+          <w:b w:val="0"/>
+        </w:rPr>
+        <w:t xml:space="preserve">Close your notes. Explain this goal in your own words: Compare </w:t>
+      </w:r>
+      <w:r>
+        <w:rPr>
+          <w:b/>
+        </w:rPr>
+        <w:t>training</w:t>
+      </w:r>
+      <w:r>
+        <w:rPr>
+          <w:b w:val="0"/>
+        </w:rPr>
+        <w:t xml:space="preserve"> and validation </w:t>
+      </w:r>
+      <w:r>
+        <w:rPr>
+          <w:b/>
+        </w:rPr>
+        <w:t>evidence</w:t>
+      </w:r>
+      <w:r>
+        <w:rPr>
+          <w:b w:val="0"/>
+        </w:rPr>
+        <w:t xml:space="preserve"> for model </w:t>
+      </w:r>
+      <w:r>
+        <w:rPr>
+          <w:b/>
+        </w:rPr>
+        <w:t>capacity</w:t>
       </w:r>
     </w:p>
     <w:p>
@@ -3732,13 +6413,61 @@
       </w:r>
     </w:p>
     <w:p>
-      <w:r>
-        <w:t>If you are unsure, return to the worked picture and explain one arrow. If you are ready, change an input or assumption and justify your prediction.</w:t>
-      </w:r>
-    </w:p>
-    <w:p>
-      <w:r>
-        <w:t>Save your workbook evidence. At the next review, try a different case before opening your old answer.</w:t>
+      <w:pPr>
+        <w:spacing w:line="336" w:lineRule="auto" w:after="180"/>
+      </w:pPr>
+      <w:r>
+        <w:rPr>
+          <w:b w:val="0"/>
+        </w:rPr>
+        <w:t xml:space="preserve">If you are unsure, return to the worked picture and explain one arrow. If you are ready, change an </w:t>
+      </w:r>
+      <w:r>
+        <w:rPr>
+          <w:b/>
+        </w:rPr>
+        <w:t>input</w:t>
+      </w:r>
+      <w:r>
+        <w:rPr>
+          <w:b w:val="0"/>
+        </w:rPr>
+        <w:t xml:space="preserve"> or assumption and justify your </w:t>
+      </w:r>
+      <w:r>
+        <w:rPr>
+          <w:b/>
+        </w:rPr>
+        <w:t>prediction</w:t>
+      </w:r>
+      <w:r>
+        <w:rPr>
+          <w:b w:val="0"/>
+        </w:rPr>
+        <w:t>.</w:t>
+      </w:r>
+    </w:p>
+    <w:p>
+      <w:pPr>
+        <w:spacing w:line="336" w:lineRule="auto" w:after="180"/>
+      </w:pPr>
+      <w:r>
+        <w:rPr>
+          <w:b w:val="0"/>
+        </w:rPr>
+        <w:t xml:space="preserve">Save your workbook </w:t>
+      </w:r>
+      <w:r>
+        <w:rPr>
+          <w:b/>
+        </w:rPr>
+        <w:t>evidence</w:t>
+      </w:r>
+      <w:r>
+        <w:rPr>
+          <w:b w:val="0"/>
+        </w:rPr>
+        <w:t>. At the next review, try a different case before opening your old answer.</w:t>
       </w:r>
     </w:p>
     <w:p>
@@ -3751,12 +6480,41 @@
     </w:p>
     <w:p>
       <w:r>
+        <w:t>Attempt supported questions before using hints or feedback. Review a missing building block, then keep the completed work.</w:t>
+      </w:r>
+    </w:p>
+    <w:p>
+      <w:pPr>
+        <w:spacing w:line="336" w:lineRule="auto" w:after="180"/>
+      </w:pPr>
+      <w:r>
+        <w:rPr>
+          <w:b w:val="0"/>
+        </w:rPr>
         <w:t>Use this supported practice once, in the browser or on paper. Keep the reserved independent assessment for a separate first attempt before teacher feedback.</w:t>
       </w:r>
     </w:p>
     <w:p>
-      <w:r>
-        <w:t>See overfitting as a gap requiring investigation, not a label based only on model size.</w:t>
+      <w:pPr>
+        <w:spacing w:line="336" w:lineRule="auto" w:after="180"/>
+      </w:pPr>
+      <w:r>
+        <w:rPr>
+          <w:b w:val="0"/>
+        </w:rPr>
+        <w:t xml:space="preserve">See </w:t>
+      </w:r>
+      <w:r>
+        <w:rPr>
+          <w:b/>
+        </w:rPr>
+        <w:t>overfitting</w:t>
+      </w:r>
+      <w:r>
+        <w:rPr>
+          <w:b w:val="0"/>
+        </w:rPr>
+        <w:t xml:space="preserve"> as a gap requiring investigation, not a label based only on model size.</w:t>
       </w:r>
     </w:p>
     <w:p>
@@ -3768,22 +6526,73 @@
       </w:r>
     </w:p>
     <w:p>
-      <w:r>
-        <w:t>Which labelled step matches this detail? Check capacity, training choices and data mismatch without tuning on final cases.</w:t>
-      </w:r>
-    </w:p>
-    <w:p>
-      <w:r>
+      <w:pPr>
+        <w:spacing w:line="336" w:lineRule="auto" w:after="180"/>
+      </w:pPr>
+      <w:r>
+        <w:rPr>
+          <w:b w:val="0"/>
+        </w:rPr>
+        <w:t xml:space="preserve">Which labelled step matches this detail? Check </w:t>
+      </w:r>
+      <w:r>
+        <w:rPr>
+          <w:b/>
+        </w:rPr>
+        <w:t>capacity</w:t>
+      </w:r>
+      <w:r>
+        <w:rPr>
+          <w:b w:val="0"/>
+        </w:rPr>
+        <w:t xml:space="preserve">, </w:t>
+      </w:r>
+      <w:r>
+        <w:rPr>
+          <w:b/>
+        </w:rPr>
+        <w:t>training</w:t>
+      </w:r>
+      <w:r>
+        <w:rPr>
+          <w:b w:val="0"/>
+        </w:rPr>
+        <w:t xml:space="preserve"> choices and data mismatch without tuning on final cases.</w:t>
+      </w:r>
+    </w:p>
+    <w:p>
+      <w:pPr>
+        <w:spacing w:line="336" w:lineRule="auto" w:after="180"/>
+        <w:shd w:fill="F4F9FC"/>
+      </w:pPr>
+      <w:r>
+        <w:rPr>
+          <w:b w:val="0"/>
+        </w:rPr>
         <w:t>1. Select development candidate</w:t>
       </w:r>
     </w:p>
     <w:p>
-      <w:r>
+      <w:pPr>
+        <w:spacing w:line="336" w:lineRule="auto" w:after="180"/>
+        <w:shd w:fill="F4F9FC"/>
+      </w:pPr>
+      <w:r>
+        <w:rPr>
+          <w:b w:val="0"/>
+        </w:rPr>
         <w:t>2. Compute gaps</w:t>
       </w:r>
     </w:p>
     <w:p>
-      <w:r>
+      <w:pPr>
+        <w:spacing w:line="336" w:lineRule="auto" w:after="180"/>
+        <w:shd w:fill="F4F9FC"/>
+      </w:pPr>
+      <w:r>
+        <w:rPr>
+          <w:b w:val="0"/>
+        </w:rPr>
         <w:t>3. Investigate large model</w:t>
       </w:r>
     </w:p>
@@ -3821,40 +6630,214 @@
       </w:r>
     </w:p>
     <w:p>
-      <w:r>
+      <w:pPr>
+        <w:pStyle w:val="Heading3"/>
+      </w:pPr>
+      <w:r>
+        <w:t>Hint · try first</w:t>
+      </w:r>
+    </w:p>
+    <w:p>
+      <w:pPr>
+        <w:spacing w:line="336" w:lineRule="auto" w:after="180"/>
+        <w:shd w:fill="F1F6F8"/>
+      </w:pPr>
+      <w:r>
+        <w:rPr>
+          <w:b w:val="0"/>
+        </w:rPr>
         <w:t>Hint if needed: Read the steps in the pictorial case. Match the supplied detail to the stage that performs or records it.</w:t>
       </w:r>
     </w:p>
     <w:p>
-      <w:r>
-        <w:t>After your attempt, compare with the supported explanation: Investigate large model Check capacity, training choices and data mismatch without tuning on final cases. Read the picture in order. Check capacity, training choices and data mismatch without tuning on final cases. The arrows show which recorded input or intermediate result each decision uses. Explain the deciding step aloud before checking the changed case; pointing to the final answer alone does not show how it follows.</w:t>
-      </w:r>
-    </w:p>
-    <w:p>
       <w:pPr>
         <w:pStyle w:val="Heading3"/>
       </w:pPr>
       <w:r>
+        <w:t>Feedback · compare after trying</w:t>
+      </w:r>
+    </w:p>
+    <w:p>
+      <w:pPr>
+        <w:spacing w:line="336" w:lineRule="auto" w:after="180"/>
+        <w:shd w:fill="F1F6FC"/>
+      </w:pPr>
+      <w:r>
+        <w:rPr>
+          <w:b w:val="0"/>
+        </w:rPr>
+        <w:t xml:space="preserve">After your attempt, compare with the supported explanation: Investigate large model Check </w:t>
+      </w:r>
+      <w:r>
+        <w:rPr>
+          <w:b/>
+        </w:rPr>
+        <w:t>capacity</w:t>
+      </w:r>
+      <w:r>
+        <w:rPr>
+          <w:b w:val="0"/>
+        </w:rPr>
+        <w:t xml:space="preserve">, </w:t>
+      </w:r>
+      <w:r>
+        <w:rPr>
+          <w:b/>
+        </w:rPr>
+        <w:t>training</w:t>
+      </w:r>
+      <w:r>
+        <w:rPr>
+          <w:b w:val="0"/>
+        </w:rPr>
+        <w:t xml:space="preserve"> choices and data mismatch without tuning on final cases. Read the picture in order.</w:t>
+      </w:r>
+    </w:p>
+    <w:p>
+      <w:pPr>
+        <w:spacing w:line="336" w:lineRule="auto" w:after="180"/>
+        <w:shd w:fill="F1F6FC"/>
+      </w:pPr>
+      <w:r>
+        <w:rPr>
+          <w:b w:val="0"/>
+        </w:rPr>
+        <w:t xml:space="preserve">Check </w:t>
+      </w:r>
+      <w:r>
+        <w:rPr>
+          <w:b/>
+        </w:rPr>
+        <w:t>capacity</w:t>
+      </w:r>
+      <w:r>
+        <w:rPr>
+          <w:b w:val="0"/>
+        </w:rPr>
+        <w:t xml:space="preserve">, </w:t>
+      </w:r>
+      <w:r>
+        <w:rPr>
+          <w:b/>
+        </w:rPr>
+        <w:t>training</w:t>
+      </w:r>
+      <w:r>
+        <w:rPr>
+          <w:b w:val="0"/>
+        </w:rPr>
+        <w:t xml:space="preserve"> choices and data mismatch without tuning on final cases. The arrows show which recorded </w:t>
+      </w:r>
+      <w:r>
+        <w:rPr>
+          <w:b/>
+        </w:rPr>
+        <w:t>input</w:t>
+      </w:r>
+      <w:r>
+        <w:rPr>
+          <w:b w:val="0"/>
+        </w:rPr>
+        <w:t xml:space="preserve"> or intermediate result each decision uses.</w:t>
+      </w:r>
+    </w:p>
+    <w:p>
+      <w:pPr>
+        <w:spacing w:line="336" w:lineRule="auto" w:after="180"/>
+        <w:shd w:fill="F1F6FC"/>
+      </w:pPr>
+      <w:r>
+        <w:rPr>
+          <w:b w:val="0"/>
+        </w:rPr>
+        <w:t>Explain the deciding step aloud before checking the changed case; pointing to the final answer alone does not show how it follows.</w:t>
+      </w:r>
+    </w:p>
+    <w:p>
+      <w:pPr>
+        <w:pStyle w:val="Heading3"/>
+      </w:pPr>
+      <w:r>
         <w:t>Practice 2: explain the deciding evidence</w:t>
       </w:r>
     </w:p>
     <w:p>
-      <w:r>
+      <w:pPr>
+        <w:pStyle w:val="Heading3"/>
+      </w:pPr>
+      <w:r>
+        <w:t>Changed case · predict first</w:t>
+      </w:r>
+    </w:p>
+    <w:p>
+      <w:pPr>
+        <w:spacing w:line="336" w:lineRule="auto" w:after="180"/>
+        <w:shd w:fill="F5F1FB"/>
+      </w:pPr>
+      <w:r>
+        <w:rPr>
+          <w:b w:val="0"/>
+        </w:rPr>
         <w:t>Changed-case practice: Large’s validation accuracy rises to82% after a development revision. Which conclusion is supported by the supplied facts?</w:t>
       </w:r>
     </w:p>
     <w:p>
-      <w:r>
-        <w:t>1. We can decide the result without examining the changed input or the procedure.</w:t>
-      </w:r>
-    </w:p>
-    <w:p>
-      <w:r>
-        <w:t>2. This one example guarantees correct results for every future input.</w:t>
-      </w:r>
-    </w:p>
-    <w:p>
-      <w:r>
+      <w:pPr>
+        <w:spacing w:line="336" w:lineRule="auto" w:after="180"/>
+        <w:shd w:fill="F4F9FC"/>
+      </w:pPr>
+      <w:r>
+        <w:rPr>
+          <w:b w:val="0"/>
+        </w:rPr>
+        <w:t xml:space="preserve">1. We can decide the result without examining the changed </w:t>
+      </w:r>
+      <w:r>
+        <w:rPr>
+          <w:b/>
+        </w:rPr>
+        <w:t>input</w:t>
+      </w:r>
+      <w:r>
+        <w:rPr>
+          <w:b w:val="0"/>
+        </w:rPr>
+        <w:t xml:space="preserve"> or the procedure.</w:t>
+      </w:r>
+    </w:p>
+    <w:p>
+      <w:pPr>
+        <w:spacing w:line="336" w:lineRule="auto" w:after="180"/>
+        <w:shd w:fill="F4F9FC"/>
+      </w:pPr>
+      <w:r>
+        <w:rPr>
+          <w:b w:val="0"/>
+        </w:rPr>
+        <w:t xml:space="preserve">2. This one example guarantees correct results for every future </w:t>
+      </w:r>
+      <w:r>
+        <w:rPr>
+          <w:b/>
+        </w:rPr>
+        <w:t>input</w:t>
+      </w:r>
+      <w:r>
+        <w:rPr>
+          <w:b w:val="0"/>
+        </w:rPr>
+        <w:t>.</w:t>
+      </w:r>
+    </w:p>
+    <w:p>
+      <w:pPr>
+        <w:spacing w:line="336" w:lineRule="auto" w:after="180"/>
+        <w:shd w:fill="F4F9FC"/>
+      </w:pPr>
+      <w:r>
+        <w:rPr>
+          <w:b w:val="0"/>
+        </w:rPr>
         <w:t>3. Its gap is 18 percentage points; it now beats Small on this validation set.</w:t>
       </w:r>
     </w:p>
@@ -3892,36 +6875,201 @@
       </w:r>
     </w:p>
     <w:p>
-      <w:r>
+      <w:pPr>
+        <w:pStyle w:val="Heading3"/>
+      </w:pPr>
+      <w:r>
+        <w:t>Hint · try first</w:t>
+      </w:r>
+    </w:p>
+    <w:p>
+      <w:pPr>
+        <w:spacing w:line="336" w:lineRule="auto" w:after="180"/>
+        <w:shd w:fill="F1F6F8"/>
+      </w:pPr>
+      <w:r>
+        <w:rPr>
+          <w:b w:val="0"/>
+        </w:rPr>
         <w:t>Hint if needed: Use the changed condition and the deciding step in the pictorial trace. The answer must say what follows from those facts.</w:t>
       </w:r>
     </w:p>
     <w:p>
-      <w:r>
-        <w:t>After your attempt, compare with the supported explanation: Its gap is 18 percentage points; it now beats Small on this validation set. Validation performance improved, but the training-validation gap is not a complete release rule.</w:t>
-      </w:r>
-    </w:p>
-    <w:p>
       <w:pPr>
         <w:pStyle w:val="Heading3"/>
       </w:pPr>
       <w:r>
+        <w:t>Feedback · compare after trying</w:t>
+      </w:r>
+    </w:p>
+    <w:p>
+      <w:pPr>
+        <w:spacing w:line="336" w:lineRule="auto" w:after="180"/>
+        <w:shd w:fill="F1F6FC"/>
+      </w:pPr>
+      <w:r>
+        <w:rPr>
+          <w:b w:val="0"/>
+        </w:rPr>
+        <w:t>After your attempt, compare with the supported explanation: Its gap is 18 percentage points; it now beats Small on this validation set.</w:t>
+      </w:r>
+    </w:p>
+    <w:p>
+      <w:pPr>
+        <w:spacing w:line="336" w:lineRule="auto" w:after="180"/>
+        <w:shd w:fill="F1F6FC"/>
+      </w:pPr>
+      <w:r>
+        <w:rPr>
+          <w:b w:val="0"/>
+        </w:rPr>
+        <w:t xml:space="preserve">Validation performance improved, but the </w:t>
+      </w:r>
+      <w:r>
+        <w:rPr>
+          <w:b/>
+        </w:rPr>
+        <w:t>training</w:t>
+      </w:r>
+      <w:r>
+        <w:rPr>
+          <w:b w:val="0"/>
+        </w:rPr>
+        <w:t>-validation gap is not a complete release rule.</w:t>
+      </w:r>
+    </w:p>
+    <w:p>
+      <w:pPr>
+        <w:pStyle w:val="Heading3"/>
+      </w:pPr>
+      <w:r>
         <w:t>Repair a missing building block</w:t>
       </w:r>
     </w:p>
     <w:p>
-      <w:r>
-        <w:t>Review Reproducible Experiments (ai-4/26). Goal: Record enough detail to reproduce a run. Short practice: What should accompany the mean 70%? Point to the relevant step in the picture, then write the changed result and the rule or evidence that supports it.. Return to this week and explain what you changed.</w:t>
-      </w:r>
-    </w:p>
-    <w:p>
-      <w:r>
-        <w:t>Review Train, Validation, Test (ai-4/24). Goal: Select a model using a declared validation rule. Short practice: Why does B’s zero training MAE not settle the original choice? Point to the relevant step in the picture, then write the changed result and the rule or evidence that supports it.. Return to this week and explain what you changed.</w:t>
-      </w:r>
-    </w:p>
-    <w:p>
-      <w:r>
-        <w:t>Review Absolute Error and MAE (ai-4/21). Goal: Calculate MAE MSE and RMSE. Short practice: Why is quoting MSE as4.67 cm misleading? Point to the relevant step in the picture, then write the changed result and the rule or evidence that supports it.. Return to this week and explain what you changed.</w:t>
+      <w:pPr>
+        <w:spacing w:line="336" w:lineRule="auto" w:after="180"/>
+      </w:pPr>
+      <w:r>
+        <w:rPr>
+          <w:b w:val="0"/>
+        </w:rPr>
+        <w:t xml:space="preserve">Review Reproducible Experiments (ai-4/26). Goal: Record enough detail to reproduce a run. Short practice: What should accompany the mean </w:t>
+      </w:r>
+      <w:r>
+        <w:rPr>
+          <w:b/>
+        </w:rPr>
+        <w:t>70%</w:t>
+      </w:r>
+      <w:r>
+        <w:rPr>
+          <w:b w:val="0"/>
+        </w:rPr>
+        <w:t>?</w:t>
+      </w:r>
+    </w:p>
+    <w:p>
+      <w:pPr>
+        <w:spacing w:line="336" w:lineRule="auto" w:after="180"/>
+      </w:pPr>
+      <w:r>
+        <w:rPr>
+          <w:b w:val="0"/>
+        </w:rPr>
+        <w:t xml:space="preserve">Point to the relevant step in the picture, then write the changed result and the rule or </w:t>
+      </w:r>
+      <w:r>
+        <w:rPr>
+          <w:b/>
+        </w:rPr>
+        <w:t>evidence</w:t>
+      </w:r>
+      <w:r>
+        <w:rPr>
+          <w:b w:val="0"/>
+        </w:rPr>
+        <w:t xml:space="preserve"> that supports it.. Return to this week and explain what you changed.</w:t>
+      </w:r>
+    </w:p>
+    <w:p>
+      <w:pPr>
+        <w:spacing w:line="336" w:lineRule="auto" w:after="180"/>
+      </w:pPr>
+      <w:r>
+        <w:rPr>
+          <w:b w:val="0"/>
+        </w:rPr>
+        <w:t xml:space="preserve">Review Train, Validation, Test (ai-4/24). Goal: Select a model using a declared validation rule. Short practice: Why does B’s zero </w:t>
+      </w:r>
+      <w:r>
+        <w:rPr>
+          <w:b/>
+        </w:rPr>
+        <w:t>training</w:t>
+      </w:r>
+      <w:r>
+        <w:rPr>
+          <w:b w:val="0"/>
+        </w:rPr>
+        <w:t xml:space="preserve"> MAE not settle the original choice?</w:t>
+      </w:r>
+    </w:p>
+    <w:p>
+      <w:pPr>
+        <w:spacing w:line="336" w:lineRule="auto" w:after="180"/>
+      </w:pPr>
+      <w:r>
+        <w:rPr>
+          <w:b w:val="0"/>
+        </w:rPr>
+        <w:t xml:space="preserve">Point to the relevant step in the picture, then write the changed result and the rule or </w:t>
+      </w:r>
+      <w:r>
+        <w:rPr>
+          <w:b/>
+        </w:rPr>
+        <w:t>evidence</w:t>
+      </w:r>
+      <w:r>
+        <w:rPr>
+          <w:b w:val="0"/>
+        </w:rPr>
+        <w:t xml:space="preserve"> that supports it.. Return to this week and explain what you changed.</w:t>
+      </w:r>
+    </w:p>
+    <w:p>
+      <w:pPr>
+        <w:spacing w:line="336" w:lineRule="auto" w:after="180"/>
+      </w:pPr>
+      <w:r>
+        <w:rPr>
+          <w:b w:val="0"/>
+        </w:rPr>
+        <w:t>Review Absolute Error and MAE (ai-4/21). Goal: Calculate MAE MSE and RMSE. Short practice: Why is quoting MSE as4.67 cm misleading?</w:t>
+      </w:r>
+    </w:p>
+    <w:p>
+      <w:pPr>
+        <w:spacing w:line="336" w:lineRule="auto" w:after="180"/>
+      </w:pPr>
+      <w:r>
+        <w:rPr>
+          <w:b w:val="0"/>
+        </w:rPr>
+        <w:t xml:space="preserve">Point to the relevant step in the picture, then write the changed result and the rule or </w:t>
+      </w:r>
+      <w:r>
+        <w:rPr>
+          <w:b/>
+        </w:rPr>
+        <w:t>evidence</w:t>
+      </w:r>
+      <w:r>
+        <w:rPr>
+          <w:b w:val="0"/>
+        </w:rPr>
+        <w:t xml:space="preserve"> that supports it.. Return to this week and explain what you changed.</w:t>
       </w:r>
     </w:p>
     <w:p>
@@ -3933,8 +7081,800 @@
       </w:r>
     </w:p>
     <w:p>
-      <w:r>
-        <w:t>Use Download completed work in the hosted lesson to export your answers, reflections, practice feedback and code-run evidence. Open the HTML copy to read or print it. Drafts stay in this browser when storage is available; clear drafts on a shared device.</w:t>
+      <w:pPr>
+        <w:spacing w:line="336" w:lineRule="auto" w:after="180"/>
+      </w:pPr>
+      <w:r>
+        <w:rPr>
+          <w:b w:val="0"/>
+        </w:rPr>
+        <w:t xml:space="preserve">Use Download completed work in the hosted lesson to export your answers, reflections, practice feedback and code-run </w:t>
+      </w:r>
+      <w:r>
+        <w:rPr>
+          <w:b/>
+        </w:rPr>
+        <w:t>evidence</w:t>
+      </w:r>
+      <w:r>
+        <w:rPr>
+          <w:b w:val="0"/>
+        </w:rPr>
+        <w:t>. Open the HTML copy to read or print it.</w:t>
+      </w:r>
+    </w:p>
+    <w:p>
+      <w:pPr>
+        <w:spacing w:line="336" w:lineRule="auto" w:after="180"/>
+      </w:pPr>
+      <w:r>
+        <w:rPr>
+          <w:b w:val="0"/>
+        </w:rPr>
+        <w:t>Drafts stay in this browser when storage is available; clear drafts on a shared device.</w:t>
+      </w:r>
+    </w:p>
+    <w:p>
+      <w:pPr>
+        <w:pStyle w:val="Heading1"/>
+      </w:pPr>
+      <w:r>
+        <w:t>18. Visual concept journey</w:t>
+      </w:r>
+    </w:p>
+    <w:p>
+      <w:r>
+        <w:t>Explain each Overfitting graphic using its labels, deciding evidence and relevant limitation.</w:t>
+      </w:r>
+    </w:p>
+    <w:p>
+      <w:pPr>
+        <w:pStyle w:val="Heading3"/>
+      </w:pPr>
+      <w:r>
+        <w:t>01. Overfitting: the case</w:t>
+      </w:r>
+    </w:p>
+    <w:p>
+      <w:r>
+        <w:drawing>
+          <wp:inline xmlns:a="http://schemas.openxmlformats.org/drawingml/2006/main" xmlns:pic="http://schemas.openxmlformats.org/drawingml/2006/picture">
+            <wp:extent cx="5486400" cy="2990088"/>
+            <wp:docPr id="23" name="Picture 23" descr="See overfitting as a gap requiring investigation, not a label based only on model size. Supplied facts: Toy model Small: training 85%, validation 80%. Large: training 100%, validation 60%. Same split and scoring rule. All inputs and outcomes in this worked example are invented classroom data; no real model run is claimed."/>
+            <wp:cNvGraphicFramePr>
+              <a:graphicFrameLocks noChangeAspect="1"/>
+            </wp:cNvGraphicFramePr>
+            <a:graphic>
+              <a:graphicData uri="http://schemas.openxmlformats.org/drawingml/2006/picture">
+                <pic:pic>
+                  <pic:nvPicPr>
+                    <pic:cNvPr id="0" name="academy-story-ai-4-27-01.png"/>
+                    <pic:cNvPicPr/>
+                  </pic:nvPicPr>
+                  <pic:blipFill>
+                    <a:blip r:embed="rId30"/>
+                    <a:stretch>
+                      <a:fillRect/>
+                    </a:stretch>
+                  </pic:blipFill>
+                  <pic:spPr>
+                    <a:xfrm>
+                      <a:off x="0" y="0"/>
+                      <a:ext cx="5486400" cy="2990088"/>
+                    </a:xfrm>
+                    <a:prstGeom prst="rect"/>
+                  </pic:spPr>
+                </pic:pic>
+              </a:graphicData>
+            </a:graphic>
+          </wp:inline>
+        </w:drawing>
+      </w:r>
+    </w:p>
+    <w:p>
+      <w:pPr>
+        <w:spacing w:line="336" w:lineRule="auto" w:after="180"/>
+      </w:pPr>
+      <w:r>
+        <w:rPr>
+          <w:b w:val="0"/>
+        </w:rPr>
+        <w:t xml:space="preserve">See </w:t>
+      </w:r>
+      <w:r>
+        <w:rPr>
+          <w:b/>
+        </w:rPr>
+        <w:t>overfitting</w:t>
+      </w:r>
+      <w:r>
+        <w:rPr>
+          <w:b w:val="0"/>
+        </w:rPr>
+        <w:t xml:space="preserve"> as a gap requiring investigation, not a label based only on model size. Supplied facts: Toy model Small: </w:t>
+      </w:r>
+      <w:r>
+        <w:rPr>
+          <w:b/>
+        </w:rPr>
+        <w:t>training</w:t>
+      </w:r>
+      <w:r>
+        <w:rPr>
+          <w:b w:val="0"/>
+        </w:rPr>
+        <w:t xml:space="preserve"> 85%, validation </w:t>
+      </w:r>
+      <w:r>
+        <w:rPr>
+          <w:b/>
+        </w:rPr>
+        <w:t>80%</w:t>
+      </w:r>
+      <w:r>
+        <w:rPr>
+          <w:b w:val="0"/>
+        </w:rPr>
+        <w:t xml:space="preserve">. Large: </w:t>
+      </w:r>
+      <w:r>
+        <w:rPr>
+          <w:b/>
+        </w:rPr>
+        <w:t>training</w:t>
+      </w:r>
+      <w:r>
+        <w:rPr>
+          <w:b w:val="0"/>
+        </w:rPr>
+        <w:t xml:space="preserve"> 100%, validation </w:t>
+      </w:r>
+      <w:r>
+        <w:rPr>
+          <w:b/>
+        </w:rPr>
+        <w:t>60%</w:t>
+      </w:r>
+      <w:r>
+        <w:rPr>
+          <w:b w:val="0"/>
+        </w:rPr>
+        <w:t>. Same split and scoring rule.</w:t>
+      </w:r>
+    </w:p>
+    <w:p>
+      <w:pPr>
+        <w:spacing w:line="336" w:lineRule="auto" w:after="180"/>
+      </w:pPr>
+      <w:r>
+        <w:rPr>
+          <w:b w:val="0"/>
+        </w:rPr>
+        <w:t xml:space="preserve">All </w:t>
+      </w:r>
+      <w:r>
+        <w:rPr>
+          <w:b/>
+        </w:rPr>
+        <w:t>input</w:t>
+      </w:r>
+      <w:r>
+        <w:rPr>
+          <w:b w:val="0"/>
+        </w:rPr>
+        <w:t>s and outcomes in this worked example are invented classroom data; no real model run is claimed.</w:t>
+      </w:r>
+    </w:p>
+    <w:p>
+      <w:pPr>
+        <w:spacing w:line="336" w:lineRule="auto" w:after="180"/>
+        <w:shd w:fill="F5F1FB"/>
+      </w:pPr>
+      <w:r>
+        <w:rPr>
+          <w:b w:val="0"/>
+        </w:rPr>
+        <w:t>Point to the given fact that matters most. Explain why it matters.</w:t>
+      </w:r>
+    </w:p>
+    <w:p>
+      <w:pPr>
+        <w:pStyle w:val="Heading3"/>
+      </w:pPr>
+      <w:r>
+        <w:t>02. Follow the deciding steps</w:t>
+      </w:r>
+    </w:p>
+    <w:p>
+      <w:r>
+        <w:drawing>
+          <wp:inline xmlns:a="http://schemas.openxmlformats.org/drawingml/2006/main" xmlns:pic="http://schemas.openxmlformats.org/drawingml/2006/picture">
+            <wp:extent cx="5486400" cy="3337560"/>
+            <wp:docPr id="24" name="Picture 24" descr="Compute gaps: Small gap=5 percentage points; Large gap=40 percentage points. → Select development candidate: Small has the higher validation accuracy despite its lower training fit. → Investigate large model: Check capacity, training choices and data mismatch without tuning on final cases."/>
+            <wp:cNvGraphicFramePr>
+              <a:graphicFrameLocks noChangeAspect="1"/>
+            </wp:cNvGraphicFramePr>
+            <a:graphic>
+              <a:graphicData uri="http://schemas.openxmlformats.org/drawingml/2006/picture">
+                <pic:pic>
+                  <pic:nvPicPr>
+                    <pic:cNvPr id="0" name="academy-story-ai-4-27-02.png"/>
+                    <pic:cNvPicPr/>
+                  </pic:nvPicPr>
+                  <pic:blipFill>
+                    <a:blip r:embed="rId31"/>
+                    <a:stretch>
+                      <a:fillRect/>
+                    </a:stretch>
+                  </pic:blipFill>
+                  <pic:spPr>
+                    <a:xfrm>
+                      <a:off x="0" y="0"/>
+                      <a:ext cx="5486400" cy="3337560"/>
+                    </a:xfrm>
+                    <a:prstGeom prst="rect"/>
+                  </pic:spPr>
+                </pic:pic>
+              </a:graphicData>
+            </a:graphic>
+          </wp:inline>
+        </w:drawing>
+      </w:r>
+    </w:p>
+    <w:p>
+      <w:pPr>
+        <w:spacing w:line="336" w:lineRule="auto" w:after="180"/>
+      </w:pPr>
+      <w:r>
+        <w:rPr>
+          <w:b w:val="0"/>
+        </w:rPr>
+        <w:t xml:space="preserve">Compute gaps: Small gap=5 percentage points; Large gap=40 percentage points. → Select development candidate: Small has the higher validation accuracy despite its lower </w:t>
+      </w:r>
+      <w:r>
+        <w:rPr>
+          <w:b/>
+        </w:rPr>
+        <w:t>training</w:t>
+      </w:r>
+      <w:r>
+        <w:rPr>
+          <w:b w:val="0"/>
+        </w:rPr>
+        <w:t xml:space="preserve"> fit. → Investigate large model: Check </w:t>
+      </w:r>
+      <w:r>
+        <w:rPr>
+          <w:b/>
+        </w:rPr>
+        <w:t>capacity</w:t>
+      </w:r>
+      <w:r>
+        <w:rPr>
+          <w:b w:val="0"/>
+        </w:rPr>
+        <w:t xml:space="preserve">, </w:t>
+      </w:r>
+      <w:r>
+        <w:rPr>
+          <w:b/>
+        </w:rPr>
+        <w:t>training</w:t>
+      </w:r>
+      <w:r>
+        <w:rPr>
+          <w:b w:val="0"/>
+        </w:rPr>
+        <w:t xml:space="preserve"> choices and data mismatch without tuning on final cases.</w:t>
+      </w:r>
+    </w:p>
+    <w:p>
+      <w:pPr>
+        <w:spacing w:line="336" w:lineRule="auto" w:after="180"/>
+        <w:shd w:fill="F5F1FB"/>
+      </w:pPr>
+      <w:r>
+        <w:rPr>
+          <w:b w:val="0"/>
+        </w:rPr>
+        <w:t xml:space="preserve">Point to each numbered stage and explain which recorded </w:t>
+      </w:r>
+      <w:r>
+        <w:rPr>
+          <w:b/>
+        </w:rPr>
+        <w:t>input</w:t>
+      </w:r>
+      <w:r>
+        <w:rPr>
+          <w:b w:val="0"/>
+        </w:rPr>
+        <w:t xml:space="preserve"> it uses.</w:t>
+      </w:r>
+    </w:p>
+    <w:p>
+      <w:pPr>
+        <w:pStyle w:val="Heading3"/>
+      </w:pPr>
+      <w:r>
+        <w:t>03. Training and validation accuracy</w:t>
+      </w:r>
+    </w:p>
+    <w:p>
+      <w:r>
+        <w:drawing>
+          <wp:inline xmlns:a="http://schemas.openxmlformats.org/drawingml/2006/main" xmlns:pic="http://schemas.openxmlformats.org/drawingml/2006/picture">
+            <wp:extent cx="5486400" cy="3584448"/>
+            <wp:docPr id="25" name="Picture 25" descr="Training and validation accuracy. Units: percent. Small train: 85. Small validation: 80. Large train: 100. Large validation: 60."/>
+            <wp:cNvGraphicFramePr>
+              <a:graphicFrameLocks noChangeAspect="1"/>
+            </wp:cNvGraphicFramePr>
+            <a:graphic>
+              <a:graphicData uri="http://schemas.openxmlformats.org/drawingml/2006/picture">
+                <pic:pic>
+                  <pic:nvPicPr>
+                    <pic:cNvPr id="0" name="academy-story-ai-4-27-03.png"/>
+                    <pic:cNvPicPr/>
+                  </pic:nvPicPr>
+                  <pic:blipFill>
+                    <a:blip r:embed="rId32"/>
+                    <a:stretch>
+                      <a:fillRect/>
+                    </a:stretch>
+                  </pic:blipFill>
+                  <pic:spPr>
+                    <a:xfrm>
+                      <a:off x="0" y="0"/>
+                      <a:ext cx="5486400" cy="3584448"/>
+                    </a:xfrm>
+                    <a:prstGeom prst="rect"/>
+                  </pic:spPr>
+                </pic:pic>
+              </a:graphicData>
+            </a:graphic>
+          </wp:inline>
+        </w:drawing>
+      </w:r>
+    </w:p>
+    <w:p>
+      <w:pPr>
+        <w:spacing w:line="336" w:lineRule="auto" w:after="180"/>
+      </w:pPr>
+      <w:r>
+        <w:rPr>
+          <w:b/>
+        </w:rPr>
+        <w:t>Training</w:t>
+      </w:r>
+      <w:r>
+        <w:rPr>
+          <w:b w:val="0"/>
+        </w:rPr>
+        <w:t xml:space="preserve"> and validation accuracy. Units: percent. Small train: 85. Small validation: 80. Large train: 100. Large validation: 60.</w:t>
+      </w:r>
+    </w:p>
+    <w:p>
+      <w:pPr>
+        <w:spacing w:line="336" w:lineRule="auto" w:after="180"/>
+        <w:shd w:fill="F5F1FB"/>
+      </w:pPr>
+      <w:r>
+        <w:rPr>
+          <w:b w:val="0"/>
+        </w:rPr>
+        <w:t>Read the labels and values. Explain the relationship the model shows.</w:t>
+      </w:r>
+    </w:p>
+    <w:p>
+      <w:pPr>
+        <w:pStyle w:val="Heading3"/>
+      </w:pPr>
+      <w:r>
+        <w:t>04. Change one thing. Trace what follows.</w:t>
+      </w:r>
+    </w:p>
+    <w:p>
+      <w:r>
+        <w:drawing>
+          <wp:inline xmlns:a="http://schemas.openxmlformats.org/drawingml/2006/main" xmlns:pic="http://schemas.openxmlformats.org/drawingml/2006/picture">
+            <wp:extent cx="5486400" cy="3179064"/>
+            <wp:docPr id="26" name="Picture 26" descr="Original case: Check capacity, training choices and data mismatch without tuning on final cases. Changed condition: Large’s validation accuracy rises to82% after a development revision. Expected result: Its gap is 18 percentage points; it now beats Small on this validation set. Reason: Validation performance improved, but the training-validation gap is not a complete release rule."/>
+            <wp:cNvGraphicFramePr>
+              <a:graphicFrameLocks noChangeAspect="1"/>
+            </wp:cNvGraphicFramePr>
+            <a:graphic>
+              <a:graphicData uri="http://schemas.openxmlformats.org/drawingml/2006/picture">
+                <pic:pic>
+                  <pic:nvPicPr>
+                    <pic:cNvPr id="0" name="academy-story-ai-4-27-04.png"/>
+                    <pic:cNvPicPr/>
+                  </pic:nvPicPr>
+                  <pic:blipFill>
+                    <a:blip r:embed="rId33"/>
+                    <a:stretch>
+                      <a:fillRect/>
+                    </a:stretch>
+                  </pic:blipFill>
+                  <pic:spPr>
+                    <a:xfrm>
+                      <a:off x="0" y="0"/>
+                      <a:ext cx="5486400" cy="3179064"/>
+                    </a:xfrm>
+                    <a:prstGeom prst="rect"/>
+                  </pic:spPr>
+                </pic:pic>
+              </a:graphicData>
+            </a:graphic>
+          </wp:inline>
+        </w:drawing>
+      </w:r>
+    </w:p>
+    <w:p>
+      <w:pPr>
+        <w:spacing w:line="336" w:lineRule="auto" w:after="180"/>
+      </w:pPr>
+      <w:r>
+        <w:rPr>
+          <w:b w:val="0"/>
+        </w:rPr>
+        <w:t xml:space="preserve">Original case: Check </w:t>
+      </w:r>
+      <w:r>
+        <w:rPr>
+          <w:b/>
+        </w:rPr>
+        <w:t>capacity</w:t>
+      </w:r>
+      <w:r>
+        <w:rPr>
+          <w:b w:val="0"/>
+        </w:rPr>
+        <w:t xml:space="preserve">, </w:t>
+      </w:r>
+      <w:r>
+        <w:rPr>
+          <w:b/>
+        </w:rPr>
+        <w:t>training</w:t>
+      </w:r>
+      <w:r>
+        <w:rPr>
+          <w:b w:val="0"/>
+        </w:rPr>
+        <w:t xml:space="preserve"> choices and data mismatch without tuning on final cases. Changed condition: Large’s validation accuracy rises to82% after a development revision.</w:t>
+      </w:r>
+    </w:p>
+    <w:p>
+      <w:pPr>
+        <w:spacing w:line="336" w:lineRule="auto" w:after="180"/>
+      </w:pPr>
+      <w:r>
+        <w:rPr>
+          <w:b w:val="0"/>
+        </w:rPr>
+        <w:t xml:space="preserve">Expected result: Its gap is 18 percentage points; it now beats Small on this validation set. Reason: Validation performance improved, but the </w:t>
+      </w:r>
+      <w:r>
+        <w:rPr>
+          <w:b/>
+        </w:rPr>
+        <w:t>training</w:t>
+      </w:r>
+      <w:r>
+        <w:rPr>
+          <w:b w:val="0"/>
+        </w:rPr>
+        <w:t>-validation gap is not a complete release rule.</w:t>
+      </w:r>
+    </w:p>
+    <w:p>
+      <w:pPr>
+        <w:spacing w:line="336" w:lineRule="auto" w:after="180"/>
+        <w:shd w:fill="F5F1FB"/>
+      </w:pPr>
+      <w:r>
+        <w:rPr>
+          <w:b w:val="0"/>
+        </w:rPr>
+        <w:t>Predict before checking the worked changed-case result. Name what changed and what the supplied facts allow you to conclude.</w:t>
+      </w:r>
+    </w:p>
+    <w:p>
+      <w:pPr>
+        <w:pStyle w:val="Heading3"/>
+      </w:pPr>
+      <w:r>
+        <w:t>05. Connect the explanation to its limit</w:t>
+      </w:r>
+    </w:p>
+    <w:p>
+      <w:r>
+        <w:drawing>
+          <wp:inline xmlns:a="http://schemas.openxmlformats.org/drawingml/2006/main" xmlns:pic="http://schemas.openxmlformats.org/drawingml/2006/picture">
+            <wp:extent cx="5486400" cy="2834640"/>
+            <wp:docPr id="27" name="Picture 27" descr="Read the picture in order. Check capacity, training choices and data mismatch without tuning on final cases. The arrows show which recorded input or intermediate result each decision uses. Explain the deciding step aloud before checking the changed case; pointing to the final answer alone does not show how it follows. Limit: A gap can also reflect data shift or sampling noise. Inspect evidence before attributing every gap to capacity."/>
+            <wp:cNvGraphicFramePr>
+              <a:graphicFrameLocks noChangeAspect="1"/>
+            </wp:cNvGraphicFramePr>
+            <a:graphic>
+              <a:graphicData uri="http://schemas.openxmlformats.org/drawingml/2006/picture">
+                <pic:pic>
+                  <pic:nvPicPr>
+                    <pic:cNvPr id="0" name="academy-story-ai-4-27-05.png"/>
+                    <pic:cNvPicPr/>
+                  </pic:nvPicPr>
+                  <pic:blipFill>
+                    <a:blip r:embed="rId34"/>
+                    <a:stretch>
+                      <a:fillRect/>
+                    </a:stretch>
+                  </pic:blipFill>
+                  <pic:spPr>
+                    <a:xfrm>
+                      <a:off x="0" y="0"/>
+                      <a:ext cx="5486400" cy="2834640"/>
+                    </a:xfrm>
+                    <a:prstGeom prst="rect"/>
+                  </pic:spPr>
+                </pic:pic>
+              </a:graphicData>
+            </a:graphic>
+          </wp:inline>
+        </w:drawing>
+      </w:r>
+    </w:p>
+    <w:p>
+      <w:pPr>
+        <w:spacing w:line="336" w:lineRule="auto" w:after="180"/>
+      </w:pPr>
+      <w:r>
+        <w:rPr>
+          <w:b w:val="0"/>
+        </w:rPr>
+        <w:t xml:space="preserve">Read the picture in order. Check </w:t>
+      </w:r>
+      <w:r>
+        <w:rPr>
+          <w:b/>
+        </w:rPr>
+        <w:t>capacity</w:t>
+      </w:r>
+      <w:r>
+        <w:rPr>
+          <w:b w:val="0"/>
+        </w:rPr>
+        <w:t xml:space="preserve">, </w:t>
+      </w:r>
+      <w:r>
+        <w:rPr>
+          <w:b/>
+        </w:rPr>
+        <w:t>training</w:t>
+      </w:r>
+      <w:r>
+        <w:rPr>
+          <w:b w:val="0"/>
+        </w:rPr>
+        <w:t xml:space="preserve"> choices and data mismatch without tuning on final cases. The arrows show which recorded </w:t>
+      </w:r>
+      <w:r>
+        <w:rPr>
+          <w:b/>
+        </w:rPr>
+        <w:t>input</w:t>
+      </w:r>
+      <w:r>
+        <w:rPr>
+          <w:b w:val="0"/>
+        </w:rPr>
+        <w:t xml:space="preserve"> or intermediate result each decision uses.</w:t>
+      </w:r>
+    </w:p>
+    <w:p>
+      <w:pPr>
+        <w:spacing w:line="336" w:lineRule="auto" w:after="180"/>
+      </w:pPr>
+      <w:r>
+        <w:rPr>
+          <w:b w:val="0"/>
+        </w:rPr>
+        <w:t>Explain the deciding step aloud before checking the changed case; pointing to the final answer alone does not show how it follows. Limit: A gap can also reflect data shift or sampling noise.</w:t>
+      </w:r>
+    </w:p>
+    <w:p>
+      <w:pPr>
+        <w:spacing w:line="336" w:lineRule="auto" w:after="180"/>
+      </w:pPr>
+      <w:r>
+        <w:rPr>
+          <w:b w:val="0"/>
+        </w:rPr>
+        <w:t xml:space="preserve">Inspect </w:t>
+      </w:r>
+      <w:r>
+        <w:rPr>
+          <w:b/>
+        </w:rPr>
+        <w:t>evidence</w:t>
+      </w:r>
+      <w:r>
+        <w:rPr>
+          <w:b w:val="0"/>
+        </w:rPr>
+        <w:t xml:space="preserve"> before attributing every gap to </w:t>
+      </w:r>
+      <w:r>
+        <w:rPr>
+          <w:b/>
+        </w:rPr>
+        <w:t>capacity</w:t>
+      </w:r>
+      <w:r>
+        <w:rPr>
+          <w:b w:val="0"/>
+        </w:rPr>
+        <w:t>.</w:t>
+      </w:r>
+    </w:p>
+    <w:p>
+      <w:pPr>
+        <w:spacing w:line="336" w:lineRule="auto" w:after="180"/>
+        <w:shd w:fill="F5F1FB"/>
+      </w:pPr>
+      <w:r>
+        <w:rPr>
+          <w:b w:val="0"/>
+        </w:rPr>
+        <w:t>Explain the case, then point to a limit on the claim.</w:t>
+      </w:r>
+    </w:p>
+    <w:p>
+      <w:pPr>
+        <w:pStyle w:val="Heading3"/>
+      </w:pPr>
+      <w:r>
+        <w:t>06. Make the idea visible in your project</w:t>
+      </w:r>
+    </w:p>
+    <w:p>
+      <w:r>
+        <w:drawing>
+          <wp:inline xmlns:a="http://schemas.openxmlformats.org/drawingml/2006/main" xmlns:pic="http://schemas.openxmlformats.org/drawingml/2006/picture">
+            <wp:extent cx="5486400" cy="3681984"/>
+            <wp:docPr id="28" name="Picture 28" descr="For your Responsible Plant Classifier, save the input, procedure, observed result and limitation of this check. Label this worked example as practice; use a different, previously unreviewed case when checking independent understanding. Draw your input, deciding step, result and limit. Supported question: Does100% training accuracy prove Large was always best? Point to the relevant step in the picture, then write the changed result and the rule or evidence that supports it."/>
+            <wp:cNvGraphicFramePr>
+              <a:graphicFrameLocks noChangeAspect="1"/>
+            </wp:cNvGraphicFramePr>
+            <a:graphic>
+              <a:graphicData uri="http://schemas.openxmlformats.org/drawingml/2006/picture">
+                <pic:pic>
+                  <pic:nvPicPr>
+                    <pic:cNvPr id="0" name="academy-story-ai-4-27-06.png"/>
+                    <pic:cNvPicPr/>
+                  </pic:nvPicPr>
+                  <pic:blipFill>
+                    <a:blip r:embed="rId35"/>
+                    <a:stretch>
+                      <a:fillRect/>
+                    </a:stretch>
+                  </pic:blipFill>
+                  <pic:spPr>
+                    <a:xfrm>
+                      <a:off x="0" y="0"/>
+                      <a:ext cx="5486400" cy="3681984"/>
+                    </a:xfrm>
+                    <a:prstGeom prst="rect"/>
+                  </pic:spPr>
+                </pic:pic>
+              </a:graphicData>
+            </a:graphic>
+          </wp:inline>
+        </w:drawing>
+      </w:r>
+    </w:p>
+    <w:p>
+      <w:pPr>
+        <w:spacing w:line="336" w:lineRule="auto" w:after="180"/>
+      </w:pPr>
+      <w:r>
+        <w:rPr>
+          <w:b w:val="0"/>
+        </w:rPr>
+        <w:t xml:space="preserve">For your Responsible Plant Classifier, save the </w:t>
+      </w:r>
+      <w:r>
+        <w:rPr>
+          <w:b/>
+        </w:rPr>
+        <w:t>input</w:t>
+      </w:r>
+      <w:r>
+        <w:rPr>
+          <w:b w:val="0"/>
+        </w:rPr>
+        <w:t>, procedure, observed result and limitation of this check.</w:t>
+      </w:r>
+    </w:p>
+    <w:p>
+      <w:pPr>
+        <w:spacing w:line="336" w:lineRule="auto" w:after="180"/>
+      </w:pPr>
+      <w:r>
+        <w:rPr>
+          <w:b w:val="0"/>
+        </w:rPr>
+        <w:t xml:space="preserve">Label this worked example as practice; use a different, previously unreviewed case when checking independent understanding. Draw your </w:t>
+      </w:r>
+      <w:r>
+        <w:rPr>
+          <w:b/>
+        </w:rPr>
+        <w:t>input</w:t>
+      </w:r>
+      <w:r>
+        <w:rPr>
+          <w:b w:val="0"/>
+        </w:rPr>
+        <w:t>, deciding step, result and limit.</w:t>
+      </w:r>
+    </w:p>
+    <w:p>
+      <w:pPr>
+        <w:spacing w:line="336" w:lineRule="auto" w:after="180"/>
+      </w:pPr>
+      <w:r>
+        <w:rPr>
+          <w:b w:val="0"/>
+        </w:rPr>
+        <w:t xml:space="preserve">Supported question: Does100% </w:t>
+      </w:r>
+      <w:r>
+        <w:rPr>
+          <w:b/>
+        </w:rPr>
+        <w:t>training</w:t>
+      </w:r>
+      <w:r>
+        <w:rPr>
+          <w:b w:val="0"/>
+        </w:rPr>
+        <w:t xml:space="preserve"> accuracy prove Large was always best? Point to the relevant step in the picture, then write the changed result and the rule or </w:t>
+      </w:r>
+      <w:r>
+        <w:rPr>
+          <w:b/>
+        </w:rPr>
+        <w:t>evidence</w:t>
+      </w:r>
+      <w:r>
+        <w:rPr>
+          <w:b w:val="0"/>
+        </w:rPr>
+        <w:t xml:space="preserve"> that supports it.</w:t>
+      </w:r>
+    </w:p>
+    <w:p>
+      <w:pPr>
+        <w:spacing w:line="336" w:lineRule="auto" w:after="180"/>
+        <w:shd w:fill="F5F1FB"/>
+      </w:pPr>
+      <w:r>
+        <w:rPr>
+          <w:b w:val="0"/>
+        </w:rPr>
+        <w:t xml:space="preserve">Draw your project trace and justify the deciding step using </w:t>
+      </w:r>
+      <w:r>
+        <w:rPr>
+          <w:b/>
+        </w:rPr>
+        <w:t>evidence</w:t>
+      </w:r>
+      <w:r>
+        <w:rPr>
+          <w:b w:val="0"/>
+        </w:rPr>
+        <w:t>.</w:t>
       </w:r>
     </w:p>
     <w:sectPr>
